--- a/Volume 1/Chapter 04 - Databases/SPA_Vol1_Ch4_Project1_Database_Backed_Contact_Manager.docx
+++ b/Volume 1/Chapter 04 - Databases/SPA_Vol1_Ch4_Project1_Database_Backed_Contact_Manager.docx
@@ -430,10 +430,10 @@
         <w:pStyle w:val="ListBullet"/>
       </w:pPr>
       <w:r>
-        <w:t>The schema at every start: before the first prompt, every program connects to the server alone and sends CREATE DATABASE IF NOT EXISTS spa_contact_manager, as Lesson 4.2 did, then connects to that database and sends CREATE TABLE IF NOT EXISTS for contact_groups and then contacts. The first start creates them. Every later start changes nothing, because IF NOT EXISTS skips a table that is already there (Lesson 4.4). Nothing in the project drops a table or deletes a row on its own, so the contacts stay until y</w:t>
-      </w:r>
-      <w:r>
-        <w:t>ou delete them.</w:t>
+        <w:t>The schema at every start: before the first prompt, every program connects to the server alone and sends CREATE DATABASE IF NOT EXISTS spa_contact_manager, as Lesson 4.2 did, then connects to that database and sends CREATE TABLE IF NOT EXISTS for its language's two tables, contact_groups_c and then contacts_c in C. Remember, each language keeps its own tables, such as contacts_go and contact_groups_go in Go, so the languages never touch each other's rows (Lesson 4.4). The first start creates them. Every lat</w:t>
+      </w:r>
+      <w:r>
+        <w:t>er start changes nothing, because IF NOT EXISTS skips a table that is already there (Lesson 4.4). Nothing in the project drops a table or deletes a row on its own, so the contacts stay until you delete them.</w:t>
       </w:r>
     </w:p>
     <w:p>
@@ -441,7 +441,7 @@
         <w:pStyle w:val="ListBullet"/>
       </w:pPr>
       <w:r>
-        <w:t>The tables are Lesson 4.11's: contact_groups (id, name, a UNIQUE name of up to 50 characters) and contacts (id, name, email, phone, group_id), with the UNIQUE email, the nullable phone, and the FOREIGN KEY on group_id.</w:t>
+        <w:t>The tables are Lesson 4.11's: contact_groups_c (id, name, a UNIQUE name of up to 50 characters) and contacts_c (id, name, email, phone, group_id), in C, with the UNIQUE email, the nullable phone, and the FOREIGN KEY on group_id.</w:t>
       </w:r>
     </w:p>
     <w:p>
@@ -449,7 +449,7 @@
         <w:pStyle w:val="ListBullet"/>
       </w:pPr>
       <w:r>
-        <w:t>The index on name is written inside CREATE TABLE as INDEX idx_contacts_name (name), so it is made once, with the table. New here: Lesson 4.12's CREATE INDEX would fail with error 1061 on the second start, because the index already exists, and MySQL has no CREATE INDEX IF NOT EXISTS. list sorts by name and find looks names up, so the index serves both.</w:t>
+        <w:t>The index on name is written inside CREATE TABLE as INDEX idx_contacts_c_name (name) in C, and idx_contacts_go_name and so on in the other languages, so it is made once, with the table. New here: Lesson 4.12's CREATE INDEX would fail with error 1061 on the second start, because the index already exists, and MySQL has no CREATE INDEX IF NOT EXISTS. list sorts by name and find looks names up, so the index serves both.</w:t>
       </w:r>
     </w:p>
     <w:p>
@@ -465,7 +465,7 @@
         <w:pStyle w:val="ListBullet"/>
       </w:pPr>
       <w:r>
-        <w:t>Persistence: the contacts are on the server, not in the program. A second, separate run of the program, in any language, starts with nothing in memory and finds the contacts because the server kept them. The second line of every start, Contacts stored:, counts them with Lesson 4.10's COUNT(*):</w:t>
+        <w:t>Persistence: the contacts are on the server, not in the program. A second, separate run of a program in the same language starts with nothing in memory and finds the contacts because the server kept them in that language's tables. The second line of every start, Contacts stored:, counts them with Lesson 4.10's COUNT(*):</w:t>
       </w:r>
     </w:p>
     <w:p>
@@ -479,7 +479,7 @@
         <w:keepNext/>
       </w:pPr>
       <w:r>
-        <w:t>Where the database is   What the start of a program shows</w:t>
+        <w:t>Where your language's tables are  What the start of a program shows</w:t>
       </w:r>
     </w:p>
     <w:p>
@@ -488,7 +488,7 @@
         <w:keepNext/>
       </w:pPr>
       <w:r>
-        <w:t>new, nothing in it yet  Contacts stored: 0</w:t>
+        <w:t>new, nothing in them yet          Contacts stored: 0</w:t>
       </w:r>
     </w:p>
     <w:p>
@@ -497,7 +497,7 @@
         <w:keepNext/>
       </w:pPr>
       <w:r>
-        <w:t>after the Basic run     Contacts stored: 2</w:t>
+        <w:t>after the Basic run               Contacts stored: 2</w:t>
       </w:r>
     </w:p>
     <w:p>
@@ -506,7 +506,7 @@
         <w:keepNext/>
       </w:pPr>
       <w:r>
-        <w:t>after Run 1             Contacts stored: 4</w:t>
+        <w:t>after Run 1                       Contacts stored: 4</w:t>
       </w:r>
     </w:p>
     <w:p>
@@ -514,7 +514,7 @@
         <w:pStyle w:val="RequiredOutput"/>
       </w:pPr>
       <w:r>
-        <w:t>after the typed run     Contacts stored: 5</w:t>
+        <w:t>after the typed run               Contacts stored: 5</w:t>
       </w:r>
     </w:p>
     <w:p>
@@ -556,7 +556,7 @@
         <w:pStyle w:val="ListBullet"/>
       </w:pPr>
       <w:r>
-        <w:t>New here: a read inside the transaction. add_contact_in_group first asks SELECT id FROM contact_groups WHERE name = ?. With a row, it uses that id and prints in group; with no row, it inserts the group and prints in new group. Then it inserts the contact with that group_id, and commits. The typed run shows what the transaction prevents:</w:t>
+        <w:t>New here: a read inside the transaction. add_contact_in_group first asks SELECT id FROM contact_groups_c WHERE name = ? in C, each language its own groups table. With a row, it uses that id and prints in group; with no row, it inserts the group and prints in new group. Then it inserts the contact with that group_id, and commits. The typed run shows what the transaction prevents:</w:t>
       </w:r>
     </w:p>
     <w:p>
@@ -570,7 +570,7 @@
         <w:keepNext/>
       </w:pPr>
       <w:r>
-        <w:t>Step of one add                    Margaret Hamilton, ada@example.com</w:t>
+        <w:t>Step of one add                      Margaret Hamilton, ada@example.com</w:t>
       </w:r>
     </w:p>
     <w:p>
@@ -579,7 +579,7 @@
         <w:keepNext/>
       </w:pPr>
       <w:r>
-        <w:t>START TRANSACTION                  begins; nothing is kept yet</w:t>
+        <w:t>START TRANSACTION                    begins; nothing is kept yet</w:t>
       </w:r>
     </w:p>
     <w:p>
@@ -588,7 +588,7 @@
         <w:keepNext/>
       </w:pPr>
       <w:r>
-        <w:t>SELECT id FROM contact_groups ...  Home: no row, so the group is new</w:t>
+        <w:t>SELECT id FROM contact_groups_c ...  Home: no row, so the group is new</w:t>
       </w:r>
     </w:p>
     <w:p>
@@ -597,7 +597,7 @@
         <w:keepNext/>
       </w:pPr>
       <w:r>
-        <w:t>INSERT INTO contact_groups ...     works: Home, group id 2, pending</w:t>
+        <w:t>INSERT INTO contact_groups_c ...     works: Home, group id 2, pending</w:t>
       </w:r>
     </w:p>
     <w:p>
@@ -606,7 +606,7 @@
         <w:keepNext/>
       </w:pPr>
       <w:r>
-        <w:t>INSERT INTO contacts ...           refused: error 1062, the email is taken</w:t>
+        <w:t>INSERT INTO contacts_c ...           refused: error 1062, the email is taken</w:t>
       </w:r>
     </w:p>
     <w:p>
@@ -614,7 +614,7 @@
         <w:pStyle w:val="RequiredOutput"/>
       </w:pPr>
       <w:r>
-        <w:t>ROLLBACK                           undoes the pending group: no Home</w:t>
+        <w:t>ROLLBACK                             undoes the pending group: no Home</w:t>
       </w:r>
     </w:p>
     <w:p>
@@ -677,7 +677,7 @@
         <w:pStyle w:val="ListBullet"/>
       </w:pPr>
       <w:r>
-        <w:t>sort asks Sort by: name or newest. The answer only chooses which of two fixed SQL texts list sends, ORDER BY contacts.name, contacts.id or ORDER BY contacts.id DESC (Lesson 4.10); the typed text never becomes part of the SQL. The order lasts until the program ends.</w:t>
+        <w:t>sort asks Sort by: name or newest. The answer only chooses which of two fixed SQL texts list sends, ORDER BY contacts_c.name, contacts_c.id or ORDER BY contacts_c.id DESC in C (Lesson 4.10); the typed text never becomes part of the SQL. The order lasts until the program ends.</w:t>
       </w:r>
     </w:p>
     <w:p>
@@ -735,7 +735,7 @@
         <w:pStyle w:val="ListBullet"/>
       </w:pPr>
       <w:r>
-        <w:t>The Basic version keeps everything in one file and offers list, add, and quit, with no groups. It still creates both tables, exactly as the Production-Minded version does, because the two share one database, and CREATE TABLE IF NOT EXISTS would never add a missing column later.</w:t>
+        <w:t>The Basic version keeps everything in one file and offers list, add, and quit, with no groups. It still creates both tables, exactly as the Production-Minded version does, because the two share the same two tables, and CREATE TABLE IF NOT EXISTS would never add a missing column later.</w:t>
       </w:r>
     </w:p>
     <w:p>
@@ -777,7 +777,7 @@
         <w:pStyle w:val="ListBullet"/>
       </w:pPr>
       <w:r>
-        <w:t>The screens in this project start from a new, empty spa_contact_manager, which is what you have the first time you run it. The Basic run adds two contacts, and the Production-Minded runs continue from them.</w:t>
+        <w:t>The screens in this project start from empty tables, which is what each language has the first time you run it, because each language has its own. The Basic run adds two contacts, and the Production-Minded runs continue from them.</w:t>
       </w:r>
     </w:p>
     <w:p>
@@ -793,7 +793,7 @@
         <w:pStyle w:val="ListBullet"/>
       </w:pPr>
       <w:r>
-        <w:t>To compare another language's screens with this lesson's line for line, start that language from the same empty database: Starting Over, in Project Setup, drops spa_contact_manager, and the next program creates it again. Starting Over deletes every contact you added, so use it only for that comparison.</w:t>
+        <w:t>A language you run for the first time starts from its own empty tables, so its screens match this lesson's line for line. To run a language again from the start, Starting Over, in Project Setup, drops spa_contact_manager, with every language's tables, and the next program creates the database and its own tables again. Starting Over deletes every contact you added, in every language, so use it only for that.</w:t>
       </w:r>
     </w:p>
     <w:p>
@@ -963,7 +963,10 @@
         <w:pStyle w:val="ListBullet"/>
       </w:pPr>
       <w:r>
-        <w:t>Every implementation connects to 127.0.0.1, port 3306, as devuser, with the password from SPA_DB_PASSWORD, and keeps its contacts in its own database, spa_contact_manager. At every start it runs CREATE DATABASE IF NOT EXISTS and CREATE TABLE IF NOT EXISTS for contact_groups and contacts, prints Database ready: spa_contact_manager and Contacts stored: with the count, and never drops a table or deletes a row on its own.</w:t>
+        <w:t>Every implementation connects to 127.0.0.1, port 3306, as devuser, with the password from SPA_DB_PASSWORD, and keeps its contacts in its own database, spa_contact_manager, in its language's own two tables (contact_groups_c and contacts_c in C, contact_groups_go and contacts_go in Go, and so on). At every start it runs CREATE DATABASE IF NOT EXISTS and CREATE TABLE IF NOT EXISTS for those two tables, prints Database ready: spa_contact_manager and Contacts stored: with the count, and never drops a table or de</w:t>
+      </w:r>
+      <w:r>
+        <w:t>letes a row on its own.</w:t>
       </w:r>
     </w:p>
     <w:p>
@@ -2722,7 +2725,10 @@
     </w:p>
     <w:p>
       <w:r>
-        <w:t>You never need this step to use the Contact Manager: its contacts are meant to stay. Use it only before you run another language, if you want that language's screens to match this lesson's line for line. It drops spa_contact_manager, with every contact and group in it; the next program you run creates the database and its tables again, empty. Remember, DROP DATABASE IF EXISTS does nothing when the database is not there (Lesson 4.0), and MYSQL_PWD gives the mysql client the password for these lines only.</w:t>
+        <w:t>You never need this step to use the Contact Manager: its contacts are meant to stay. Each language has its own tables, so a language you run for the first time already starts empty. Use this step only to run a language again from the start, if you want its screens to match this lesson's line for line. It drops spa_contact_manager, with every language's contacts and groups in it; the next program you run creates the database and its own tables again, empty. Remember, DROP DATABASE IF EXISTS does nothing when</w:t>
+      </w:r>
+      <w:r>
+        <w:t xml:space="preserve"> the database is not there (Lesson 4.0), and MYSQL_PWD gives the mysql client the password for these lines only.</w:t>
       </w:r>
     </w:p>
     <w:p>
@@ -3128,71 +3134,79 @@
         <w:pStyle w:val="SourceCode"/>
       </w:pPr>
       <w:r>
-        <w:t>// The schema: the database, then both tables, each created only when it</w:t>
-      </w:r>
-    </w:p>
-    <w:p>
-      <w:pPr>
-        <w:pStyle w:val="SourceCode"/>
-      </w:pPr>
-      <w:r>
-        <w:t>// is missing. Remember, IF NOT EXISTS makes a rerun do nothing (Lessons</w:t>
-      </w:r>
-    </w:p>
-    <w:p>
-      <w:pPr>
-        <w:pStyle w:val="SourceCode"/>
-      </w:pPr>
-      <w:r>
-        <w:t>// 4.2 and 4.4), so every start runs these safely and never removes a</w:t>
-      </w:r>
-    </w:p>
-    <w:p>
-      <w:pPr>
-        <w:pStyle w:val="SourceCode"/>
-      </w:pPr>
-      <w:r>
-        <w:t>// saved row. The Basic version adds no groups, but it creates</w:t>
-      </w:r>
-    </w:p>
-    <w:p>
-      <w:pPr>
-        <w:pStyle w:val="SourceCode"/>
-      </w:pPr>
-      <w:r>
-        <w:t>// contact_groups and group_id too, because the Production-Minded version</w:t>
-      </w:r>
-    </w:p>
-    <w:p>
-      <w:pPr>
-        <w:pStyle w:val="SourceCode"/>
-      </w:pPr>
-      <w:r>
-        <w:t>// shares this database: IF NOT EXISTS would never add them later. INDEX</w:t>
-      </w:r>
-    </w:p>
-    <w:p>
-      <w:pPr>
-        <w:pStyle w:val="SourceCode"/>
-      </w:pPr>
-      <w:r>
-        <w:t>// idx_contacts_name (name) is Lesson 4.12's index on name, written inside</w:t>
-      </w:r>
-    </w:p>
-    <w:p>
-      <w:pPr>
-        <w:pStyle w:val="SourceCode"/>
-      </w:pPr>
-      <w:r>
-        <w:t>// CREATE TABLE so it is made with the table. Remember, side-by-side</w:t>
-      </w:r>
-    </w:p>
-    <w:p>
-      <w:pPr>
-        <w:pStyle w:val="SourceCode"/>
-      </w:pPr>
-      <w:r>
-        <w:t>// literals join into one text, and a \ at the end of a line continues a</w:t>
+        <w:t>// The schema: the database, then this language's two tables, each created</w:t>
+      </w:r>
+    </w:p>
+    <w:p>
+      <w:pPr>
+        <w:pStyle w:val="SourceCode"/>
+      </w:pPr>
+      <w:r>
+        <w:t>// only when it is missing. Remember, each language has its own tables, here</w:t>
+      </w:r>
+    </w:p>
+    <w:p>
+      <w:pPr>
+        <w:pStyle w:val="SourceCode"/>
+      </w:pPr>
+      <w:r>
+        <w:t>// contacts_c and contact_groups_c (Lesson 4.4), and IF NOT EXISTS makes a</w:t>
+      </w:r>
+    </w:p>
+    <w:p>
+      <w:pPr>
+        <w:pStyle w:val="SourceCode"/>
+      </w:pPr>
+      <w:r>
+        <w:t>// rerun do nothing (Lessons 4.2 and 4.4), so every start runs these safely</w:t>
+      </w:r>
+    </w:p>
+    <w:p>
+      <w:pPr>
+        <w:pStyle w:val="SourceCode"/>
+      </w:pPr>
+      <w:r>
+        <w:t>// and never removes a saved row. The Basic version adds no groups, but it</w:t>
+      </w:r>
+    </w:p>
+    <w:p>
+      <w:pPr>
+        <w:pStyle w:val="SourceCode"/>
+      </w:pPr>
+      <w:r>
+        <w:t>// creates contact_groups_c and group_id too, because the Production-Minded</w:t>
+      </w:r>
+    </w:p>
+    <w:p>
+      <w:pPr>
+        <w:pStyle w:val="SourceCode"/>
+      </w:pPr>
+      <w:r>
+        <w:t>// version shares these tables: IF NOT EXISTS would never add them later.</w:t>
+      </w:r>
+    </w:p>
+    <w:p>
+      <w:pPr>
+        <w:pStyle w:val="SourceCode"/>
+      </w:pPr>
+      <w:r>
+        <w:t>// INDEX idx_contacts_c_name (name) is Lesson 4.12's index on name, written</w:t>
+      </w:r>
+    </w:p>
+    <w:p>
+      <w:pPr>
+        <w:pStyle w:val="SourceCode"/>
+      </w:pPr>
+      <w:r>
+        <w:t>// inside CREATE TABLE so it is made with the table. Remember, side-by-side</w:t>
+      </w:r>
+    </w:p>
+    <w:p>
+      <w:pPr>
+        <w:pStyle w:val="SourceCode"/>
+      </w:pPr>
+      <w:r>
+        <w:t>// literals join into one text. A \ at the end of a line continues a</w:t>
       </w:r>
     </w:p>
     <w:p>
@@ -3224,7 +3238,7 @@
         <w:pStyle w:val="SourceCode"/>
       </w:pPr>
       <w:r>
-        <w:t xml:space="preserve">    "CREATE TABLE IF NOT EXISTS contact_groups (" \</w:t>
+        <w:t xml:space="preserve">    "CREATE TABLE IF NOT EXISTS contact_groups_c (" \</w:t>
       </w:r>
     </w:p>
     <w:p>
@@ -3264,7 +3278,7 @@
         <w:pStyle w:val="SourceCode"/>
       </w:pPr>
       <w:r>
-        <w:t xml:space="preserve">    "CREATE TABLE IF NOT EXISTS contacts (" \</w:t>
+        <w:t xml:space="preserve">    "CREATE TABLE IF NOT EXISTS contacts_c (" \</w:t>
       </w:r>
     </w:p>
     <w:p>
@@ -3312,15 +3326,15 @@
         <w:pStyle w:val="SourceCode"/>
       </w:pPr>
       <w:r>
-        <w:t xml:space="preserve">    "INDEX idx_contacts_name (name), " \</w:t>
-      </w:r>
-    </w:p>
-    <w:p>
-      <w:pPr>
-        <w:pStyle w:val="SourceCode"/>
-      </w:pPr>
-      <w:r>
-        <w:t xml:space="preserve">    "FOREIGN KEY (group_id) REFERENCES contact_groups (id)" \</w:t>
+        <w:t xml:space="preserve">    "INDEX idx_contacts_c_name (name), " \</w:t>
+      </w:r>
+    </w:p>
+    <w:p>
+      <w:pPr>
+        <w:pStyle w:val="SourceCode"/>
+      </w:pPr>
+      <w:r>
+        <w:t xml:space="preserve">    "FOREIGN KEY (group_id) REFERENCES contact_groups_c (id)" \</w:t>
       </w:r>
     </w:p>
     <w:p>
@@ -3365,15 +3379,15 @@
         <w:pStyle w:val="SourceCode"/>
       </w:pPr>
       <w:r>
-        <w:t>#define COUNT_CONTACTS "SELECT COUNT(*) AS total FROM contacts"</w:t>
-      </w:r>
-    </w:p>
-    <w:p>
-      <w:pPr>
-        <w:pStyle w:val="SourceCode"/>
-      </w:pPr>
-      <w:r>
-        <w:t>#define BY_NAME "SELECT id, name, email, phone FROM contacts ORDER BY name, id"</w:t>
+        <w:t>#define COUNT_CONTACTS "SELECT COUNT(*) AS total FROM contacts_c"</w:t>
+      </w:r>
+    </w:p>
+    <w:p>
+      <w:pPr>
+        <w:pStyle w:val="SourceCode"/>
+      </w:pPr>
+      <w:r>
+        <w:t>#define BY_NAME "SELECT id, name, email, phone FROM contacts_c ORDER BY name, id"</w:t>
       </w:r>
     </w:p>
     <w:p>
@@ -3389,7 +3403,7 @@
         <w:pStyle w:val="SourceCode"/>
       </w:pPr>
       <w:r>
-        <w:t xml:space="preserve">    "INSERT INTO contacts (name, email, phone) VALUES (?, ?, ?)"</w:t>
+        <w:t xml:space="preserve">    "INSERT INTO contacts_c (name, email, phone) VALUES (?, ?, ?)"</w:t>
       </w:r>
     </w:p>
     <w:p>
@@ -5678,7 +5692,7 @@
         <w:pStyle w:val="ListBullet"/>
       </w:pPr>
       <w:r>
-        <w:t>Contacts stored: 0 proves a new database. If you ran the project before, it shows how many contacts the database already holds; see Starting Over in Project Setup.</w:t>
+        <w:t>Contacts stored: 0 proves your language's tables are new. If you ran the project before, it shows how many contacts they already hold; see Starting Over in Project Setup.</w:t>
       </w:r>
     </w:p>
     <w:p>
@@ -5939,23 +5953,31 @@
         <w:pStyle w:val="SourceCode"/>
       </w:pPr>
       <w:r>
-        <w:t xml:space="preserve">    "SELECT contacts.id, contacts.name, contacts.email, contacts.phone, " \</w:t>
-      </w:r>
-    </w:p>
-    <w:p>
-      <w:pPr>
-        <w:pStyle w:val="SourceCode"/>
-      </w:pPr>
-      <w:r>
-        <w:t xml:space="preserve">    "contact_groups.name AS group_name FROM contacts " \</w:t>
-      </w:r>
-    </w:p>
-    <w:p>
-      <w:pPr>
-        <w:pStyle w:val="SourceCode"/>
-      </w:pPr>
-      <w:r>
-        <w:t xml:space="preserve">    "LEFT JOIN contact_groups ON contacts.group_id = contact_groups.id "</w:t>
+        <w:t xml:space="preserve">    "SELECT contacts_c.id, contacts_c.name, contacts_c.email, " \</w:t>
+      </w:r>
+    </w:p>
+    <w:p>
+      <w:pPr>
+        <w:pStyle w:val="SourceCode"/>
+      </w:pPr>
+      <w:r>
+        <w:t xml:space="preserve">    "contacts_c.phone, " \</w:t>
+      </w:r>
+    </w:p>
+    <w:p>
+      <w:pPr>
+        <w:pStyle w:val="SourceCode"/>
+      </w:pPr>
+      <w:r>
+        <w:t xml:space="preserve">    "contact_groups_c.name AS group_name FROM contacts_c " \</w:t>
+      </w:r>
+    </w:p>
+    <w:p>
+      <w:pPr>
+        <w:pStyle w:val="SourceCode"/>
+      </w:pPr>
+      <w:r>
+        <w:t xml:space="preserve">    "LEFT JOIN contact_groups_c ON contacts_c.group_id = contact_groups_c.id "</w:t>
       </w:r>
     </w:p>
     <w:p>
@@ -5984,15 +6006,15 @@
         <w:pStyle w:val="SourceCode"/>
       </w:pPr>
       <w:r>
-        <w:t>#define BY_NAME SELECT_CONTACTS "ORDER BY contacts.name, contacts.id"</w:t>
-      </w:r>
-    </w:p>
-    <w:p>
-      <w:pPr>
-        <w:pStyle w:val="SourceCode"/>
-      </w:pPr>
-      <w:r>
-        <w:t>#define NEWEST_FIRST SELECT_CONTACTS "ORDER BY contacts.id DESC"</w:t>
+        <w:t>#define BY_NAME SELECT_CONTACTS "ORDER BY contacts_c.name, contacts_c.id"</w:t>
+      </w:r>
+    </w:p>
+    <w:p>
+      <w:pPr>
+        <w:pStyle w:val="SourceCode"/>
+      </w:pPr>
+      <w:r>
+        <w:t>#define NEWEST_FIRST SELECT_CONTACTS "ORDER BY contacts_c.id DESC"</w:t>
       </w:r>
     </w:p>
     <w:p>
@@ -6490,7 +6512,15 @@
         <w:pStyle w:val="SourceCode"/>
       </w:pPr>
       <w:r>
-        <w:t>// The schema. Remember, IF NOT EXISTS makes a rerun do nothing (Lessons</w:t>
+        <w:t>// The schema. Remember, each language has its own tables, here contacts_c</w:t>
+      </w:r>
+    </w:p>
+    <w:p>
+      <w:pPr>
+        <w:pStyle w:val="SourceCode"/>
+      </w:pPr>
+      <w:r>
+        <w:t>// and contact_groups_c, and IF NOT EXISTS makes a rerun do nothing (Lessons</w:t>
       </w:r>
     </w:p>
     <w:p>
@@ -6506,23 +6536,23 @@
         <w:pStyle w:val="SourceCode"/>
       </w:pPr>
       <w:r>
-        <w:t>// contact_groups comes first, because contacts' FOREIGN KEY names it</w:t>
-      </w:r>
-    </w:p>
-    <w:p>
-      <w:pPr>
-        <w:pStyle w:val="SourceCode"/>
-      </w:pPr>
-      <w:r>
-        <w:t>// (Lesson 4.11). INDEX idx_contacts_name (name) is Lesson 4.12's index,</w:t>
-      </w:r>
-    </w:p>
-    <w:p>
-      <w:pPr>
-        <w:pStyle w:val="SourceCode"/>
-      </w:pPr>
-      <w:r>
-        <w:t>// written inside CREATE TABLE, so it is made with the table, once.</w:t>
+        <w:t>// contact_groups_c comes first, because the FOREIGN KEY in contacts_c names</w:t>
+      </w:r>
+    </w:p>
+    <w:p>
+      <w:pPr>
+        <w:pStyle w:val="SourceCode"/>
+      </w:pPr>
+      <w:r>
+        <w:t>// it (Lesson 4.11). INDEX idx_contacts_c_name (name) is Lesson 4.12's</w:t>
+      </w:r>
+    </w:p>
+    <w:p>
+      <w:pPr>
+        <w:pStyle w:val="SourceCode"/>
+      </w:pPr>
+      <w:r>
+        <w:t>// index, written inside CREATE TABLE, so it is made with the table, once.</w:t>
       </w:r>
     </w:p>
     <w:p>
@@ -6546,7 +6576,7 @@
         <w:pStyle w:val="SourceCode"/>
       </w:pPr>
       <w:r>
-        <w:t xml:space="preserve">    "CREATE TABLE IF NOT EXISTS contact_groups (" \</w:t>
+        <w:t xml:space="preserve">    "CREATE TABLE IF NOT EXISTS contact_groups_c (" \</w:t>
       </w:r>
     </w:p>
     <w:p>
@@ -6586,7 +6616,7 @@
         <w:pStyle w:val="SourceCode"/>
       </w:pPr>
       <w:r>
-        <w:t xml:space="preserve">    "CREATE TABLE IF NOT EXISTS contacts (" \</w:t>
+        <w:t xml:space="preserve">    "CREATE TABLE IF NOT EXISTS contacts_c (" \</w:t>
       </w:r>
     </w:p>
     <w:p>
@@ -6634,15 +6664,15 @@
         <w:pStyle w:val="SourceCode"/>
       </w:pPr>
       <w:r>
-        <w:t xml:space="preserve">    "INDEX idx_contacts_name (name), " \</w:t>
-      </w:r>
-    </w:p>
-    <w:p>
-      <w:pPr>
-        <w:pStyle w:val="SourceCode"/>
-      </w:pPr>
-      <w:r>
-        <w:t xml:space="preserve">    "FOREIGN KEY (group_id) REFERENCES contact_groups (id)" \</w:t>
+        <w:t xml:space="preserve">    "INDEX idx_contacts_c_name (name), " \</w:t>
+      </w:r>
+    </w:p>
+    <w:p>
+      <w:pPr>
+        <w:pStyle w:val="SourceCode"/>
+      </w:pPr>
+      <w:r>
+        <w:t xml:space="preserve">    "FOREIGN KEY (group_id) REFERENCES contact_groups_c (id)" \</w:t>
       </w:r>
     </w:p>
     <w:p>
@@ -6695,7 +6725,7 @@
         <w:pStyle w:val="SourceCode"/>
       </w:pPr>
       <w:r>
-        <w:t xml:space="preserve">    SELECT_CONTACTS "WHERE contacts.name = ? ORDER BY contacts.id"</w:t>
+        <w:t xml:space="preserve">    SELECT_CONTACTS "WHERE contacts_c.name = ? ORDER BY contacts_c.id"</w:t>
       </w:r>
     </w:p>
     <w:p>
@@ -6711,15 +6741,15 @@
         <w:pStyle w:val="SourceCode"/>
       </w:pPr>
       <w:r>
-        <w:t xml:space="preserve">    SELECT_CONTACTS "WHERE contacts.email LIKE ? ORDER BY contacts.id"</w:t>
-      </w:r>
-    </w:p>
-    <w:p>
-      <w:pPr>
-        <w:pStyle w:val="SourceCode"/>
-      </w:pPr>
-      <w:r>
-        <w:t>#define COUNT_CONTACTS "SELECT COUNT(*) AS total FROM contacts"</w:t>
+        <w:t xml:space="preserve">    SELECT_CONTACTS "WHERE contacts_c.email LIKE ? ORDER BY contacts_c.id"</w:t>
+      </w:r>
+    </w:p>
+    <w:p>
+      <w:pPr>
+        <w:pStyle w:val="SourceCode"/>
+      </w:pPr>
+      <w:r>
+        <w:t>#define COUNT_CONTACTS "SELECT COUNT(*) AS total FROM contacts_c"</w:t>
       </w:r>
     </w:p>
     <w:p>
@@ -6748,15 +6778,15 @@
         <w:pStyle w:val="SourceCode"/>
       </w:pPr>
       <w:r>
-        <w:t>#define FIND_GROUP "SELECT id FROM contact_groups WHERE name = ?"</w:t>
-      </w:r>
-    </w:p>
-    <w:p>
-      <w:pPr>
-        <w:pStyle w:val="SourceCode"/>
-      </w:pPr>
-      <w:r>
-        <w:t>#define INSERT_GROUP "INSERT INTO contact_groups (name) VALUES (?)"</w:t>
+        <w:t>#define FIND_GROUP "SELECT id FROM contact_groups_c WHERE name = ?"</w:t>
+      </w:r>
+    </w:p>
+    <w:p>
+      <w:pPr>
+        <w:pStyle w:val="SourceCode"/>
+      </w:pPr>
+      <w:r>
+        <w:t>#define INSERT_GROUP "INSERT INTO contact_groups_c (name) VALUES (?)"</w:t>
       </w:r>
     </w:p>
     <w:p>
@@ -6772,7 +6802,7 @@
         <w:pStyle w:val="SourceCode"/>
       </w:pPr>
       <w:r>
-        <w:t xml:space="preserve">    "INSERT INTO contacts (name, email, phone, group_id) " \</w:t>
+        <w:t xml:space="preserve">    "INSERT INTO contacts_c (name, email, phone, group_id) " \</w:t>
       </w:r>
     </w:p>
     <w:p>
@@ -6788,15 +6818,15 @@
         <w:pStyle w:val="SourceCode"/>
       </w:pPr>
       <w:r>
-        <w:t>#define UPDATE_PHONE "UPDATE contacts SET phone = ? WHERE id = ?"</w:t>
-      </w:r>
-    </w:p>
-    <w:p>
-      <w:pPr>
-        <w:pStyle w:val="SourceCode"/>
-      </w:pPr>
-      <w:r>
-        <w:t>#define DELETE_CONTACT "DELETE FROM contacts WHERE id = ?"</w:t>
+        <w:t>#define UPDATE_PHONE "UPDATE contacts_c SET phone = ? WHERE id = ?"</w:t>
+      </w:r>
+    </w:p>
+    <w:p>
+      <w:pPr>
+        <w:pStyle w:val="SourceCode"/>
+      </w:pPr>
+      <w:r>
+        <w:t>#define DELETE_CONTACT "DELETE FROM contacts_c WHERE id = ?"</w:t>
       </w:r>
     </w:p>
     <w:p>
@@ -13367,7 +13397,7 @@
         <w:pStyle w:val="ListBullet"/>
       </w:pPr>
       <w:r>
-        <w:t>Run 1's Contacts stored: 2 proves the database is shared: a different program, the Production-Minded one, finds the two contacts the Basic program saved.</w:t>
+        <w:t>Run 1's Contacts stored: 2 proves the tables are shared: a different program, the Production-Minded one, finds the two contacts the Basic program saved in your language's tables.</w:t>
       </w:r>
     </w:p>
     <w:p>
@@ -13399,7 +13429,7 @@
         <w:pStyle w:val="ListBullet"/>
       </w:pPr>
       <w:r>
-        <w:t>If Run 1 starts with a number other than Contacts stored: 2, the database holds contacts from earlier runs: run Starting Over, then the Basic block and these blocks again.</w:t>
+        <w:t>If Run 1 starts with a number other than Contacts stored: 2, your language's tables hold contacts from earlier runs: run Starting Over, then the Basic block and these blocks again.</w:t>
       </w:r>
     </w:p>
     <w:p>
@@ -13625,10 +13655,10 @@
     </w:p>
     <w:p>
       <w:r>
-        <w:t>Both versions make sure the database and both tables exist at every start, never drop anything, count the stored contacts, validate every answer before sending it, and send every value as a parameter. Both stop with exit code 1 when the start fails, and report a refused command or statement with one Error line and carry on. The Basic version keeps everything in one file, offers list and add, and adds no groups, but creates the full schema because the two versions share one database; it names only error 1062</w:t>
-      </w:r>
-      <w:r>
-        <w:t xml:space="preserve"> in the user's words. The Production-Minded version moves the database work into contacts.h and contacts.c, keeps the loop and the questions in main.c, offers every command the curriculum asks for, adds a contact and its group in one transaction, and reports every error through user_message.</w:t>
+        <w:t>Both versions make sure the database and both tables exist at every start, never drop anything, count the stored contacts, validate every answer before sending it, and send every value as a parameter. Both stop with exit code 1 when the start fails, and report a refused command or statement with one Error line and carry on. The Basic version keeps everything in one file, offers list and add, and adds no groups, but creates the full schema because the two versions share the same two tables; it names only err</w:t>
+      </w:r>
+      <w:r>
+        <w:t>or 1062 in the user's words. The Production-Minded version moves the database work into contacts.h and contacts.c, keeps the loop and the questions in main.c, offers every command the curriculum asks for, adds a contact and its group in one transaction, and reports every error through user_message.</w:t>
       </w:r>
     </w:p>
     <w:p>
@@ -13843,71 +13873,79 @@
         <w:pStyle w:val="SourceCode"/>
       </w:pPr>
       <w:r>
-        <w:t>// The schema: the database, then both tables, each created only when it</w:t>
-      </w:r>
-    </w:p>
-    <w:p>
-      <w:pPr>
-        <w:pStyle w:val="SourceCode"/>
-      </w:pPr>
-      <w:r>
-        <w:t>// is missing. Remember, IF NOT EXISTS makes a rerun do nothing (Lessons</w:t>
-      </w:r>
-    </w:p>
-    <w:p>
-      <w:pPr>
-        <w:pStyle w:val="SourceCode"/>
-      </w:pPr>
-      <w:r>
-        <w:t>// 4.2 and 4.4), so every start runs these safely and never removes a</w:t>
-      </w:r>
-    </w:p>
-    <w:p>
-      <w:pPr>
-        <w:pStyle w:val="SourceCode"/>
-      </w:pPr>
-      <w:r>
-        <w:t>// saved row. The Basic version adds no groups, but it creates</w:t>
-      </w:r>
-    </w:p>
-    <w:p>
-      <w:pPr>
-        <w:pStyle w:val="SourceCode"/>
-      </w:pPr>
-      <w:r>
-        <w:t>// contact_groups and group_id too, because the Production-Minded version</w:t>
-      </w:r>
-    </w:p>
-    <w:p>
-      <w:pPr>
-        <w:pStyle w:val="SourceCode"/>
-      </w:pPr>
-      <w:r>
-        <w:t>// shares this database: IF NOT EXISTS would never add them later. INDEX</w:t>
-      </w:r>
-    </w:p>
-    <w:p>
-      <w:pPr>
-        <w:pStyle w:val="SourceCode"/>
-      </w:pPr>
-      <w:r>
-        <w:t>// idx_contacts_name (name) is Lesson 4.12's index on name, written inside</w:t>
-      </w:r>
-    </w:p>
-    <w:p>
-      <w:pPr>
-        <w:pStyle w:val="SourceCode"/>
-      </w:pPr>
-      <w:r>
-        <w:t>// CREATE TABLE so it is made with the table. Remember, side-by-side</w:t>
-      </w:r>
-    </w:p>
-    <w:p>
-      <w:pPr>
-        <w:pStyle w:val="SourceCode"/>
-      </w:pPr>
-      <w:r>
-        <w:t>// literals join into one text.</w:t>
+        <w:t>// The schema: the database, then this language's two tables, each created</w:t>
+      </w:r>
+    </w:p>
+    <w:p>
+      <w:pPr>
+        <w:pStyle w:val="SourceCode"/>
+      </w:pPr>
+      <w:r>
+        <w:t>// only when it is missing. Remember, each language has its own tables, here</w:t>
+      </w:r>
+    </w:p>
+    <w:p>
+      <w:pPr>
+        <w:pStyle w:val="SourceCode"/>
+      </w:pPr>
+      <w:r>
+        <w:t>// contacts_cpp and contact_groups_cpp (Lesson 4.4), and IF NOT EXISTS makes</w:t>
+      </w:r>
+    </w:p>
+    <w:p>
+      <w:pPr>
+        <w:pStyle w:val="SourceCode"/>
+      </w:pPr>
+      <w:r>
+        <w:t>// a rerun do nothing (Lessons 4.2 and 4.4), so every start runs these</w:t>
+      </w:r>
+    </w:p>
+    <w:p>
+      <w:pPr>
+        <w:pStyle w:val="SourceCode"/>
+      </w:pPr>
+      <w:r>
+        <w:t>// safely and never removes a saved row. The Basic version adds no groups,</w:t>
+      </w:r>
+    </w:p>
+    <w:p>
+      <w:pPr>
+        <w:pStyle w:val="SourceCode"/>
+      </w:pPr>
+      <w:r>
+        <w:t>// but it creates contact_groups_cpp and group_id too, because the</w:t>
+      </w:r>
+    </w:p>
+    <w:p>
+      <w:pPr>
+        <w:pStyle w:val="SourceCode"/>
+      </w:pPr>
+      <w:r>
+        <w:t>// Production-Minded version shares these tables: IF NOT EXISTS would never</w:t>
+      </w:r>
+    </w:p>
+    <w:p>
+      <w:pPr>
+        <w:pStyle w:val="SourceCode"/>
+      </w:pPr>
+      <w:r>
+        <w:t>// add them later. INDEX idx_contacts_cpp_name (name) is Lesson 4.12's index</w:t>
+      </w:r>
+    </w:p>
+    <w:p>
+      <w:pPr>
+        <w:pStyle w:val="SourceCode"/>
+      </w:pPr>
+      <w:r>
+        <w:t>// on name, written inside CREATE TABLE so it is made with the table.</w:t>
+      </w:r>
+    </w:p>
+    <w:p>
+      <w:pPr>
+        <w:pStyle w:val="SourceCode"/>
+      </w:pPr>
+      <w:r>
+        <w:t>// Remember, side-by-side literals join into one text.</w:t>
       </w:r>
     </w:p>
     <w:p>
@@ -13939,7 +13977,7 @@
         <w:pStyle w:val="SourceCode"/>
       </w:pPr>
       <w:r>
-        <w:t xml:space="preserve">    "CREATE TABLE IF NOT EXISTS contact_groups ("</w:t>
+        <w:t xml:space="preserve">    "CREATE TABLE IF NOT EXISTS contact_groups_cpp ("</w:t>
       </w:r>
     </w:p>
     <w:p>
@@ -13979,7 +14017,7 @@
         <w:pStyle w:val="SourceCode"/>
       </w:pPr>
       <w:r>
-        <w:t xml:space="preserve">    "CREATE TABLE IF NOT EXISTS contacts ("</w:t>
+        <w:t xml:space="preserve">    "CREATE TABLE IF NOT EXISTS contacts_cpp ("</w:t>
       </w:r>
     </w:p>
     <w:p>
@@ -14027,15 +14065,15 @@
         <w:pStyle w:val="SourceCode"/>
       </w:pPr>
       <w:r>
-        <w:t xml:space="preserve">    "INDEX idx_contacts_name (name), "</w:t>
-      </w:r>
-    </w:p>
-    <w:p>
-      <w:pPr>
-        <w:pStyle w:val="SourceCode"/>
-      </w:pPr>
-      <w:r>
-        <w:t xml:space="preserve">    "FOREIGN KEY (group_id) REFERENCES contact_groups (id)"</w:t>
+        <w:t xml:space="preserve">    "INDEX idx_contacts_cpp_name (name), "</w:t>
+      </w:r>
+    </w:p>
+    <w:p>
+      <w:pPr>
+        <w:pStyle w:val="SourceCode"/>
+      </w:pPr>
+      <w:r>
+        <w:t xml:space="preserve">    "FOREIGN KEY (group_id) REFERENCES contact_groups_cpp (id)"</w:t>
       </w:r>
     </w:p>
     <w:p>
@@ -14080,7 +14118,7 @@
         <w:pStyle w:val="SourceCode"/>
       </w:pPr>
       <w:r>
-        <w:t>const std::string COUNT_CONTACTS = "SELECT COUNT(*) AS total FROM contacts";</w:t>
+        <w:t>const std::string COUNT_CONTACTS = "SELECT COUNT(*) AS total FROM contacts_cpp";</w:t>
       </w:r>
     </w:p>
     <w:p>
@@ -14096,7 +14134,7 @@
         <w:pStyle w:val="SourceCode"/>
       </w:pPr>
       <w:r>
-        <w:t xml:space="preserve">    "SELECT id, name, email, phone FROM contacts ORDER BY name, id";</w:t>
+        <w:t xml:space="preserve">    "SELECT id, name, email, phone FROM contacts_cpp ORDER BY name, id";</w:t>
       </w:r>
     </w:p>
     <w:p>
@@ -14112,7 +14150,7 @@
         <w:pStyle w:val="SourceCode"/>
       </w:pPr>
       <w:r>
-        <w:t xml:space="preserve">    "INSERT INTO contacts (name, email, phone) VALUES (?, ?, ?)";</w:t>
+        <w:t xml:space="preserve">    "INSERT INTO contacts_cpp (name, email, phone) VALUES (?, ?, ?)";</w:t>
       </w:r>
     </w:p>
     <w:p>
@@ -16098,7 +16136,7 @@
         <w:pStyle w:val="ListBullet"/>
       </w:pPr>
       <w:r>
-        <w:t>Contacts stored: 0 proves a new database. If you ran the project before, it shows how many contacts the database already holds; see Starting Over in Project Setup.</w:t>
+        <w:t>Contacts stored: 0 proves your language's tables are new. If you ran the project before, it shows how many contacts they already hold; see Starting Over in Project Setup.</w:t>
       </w:r>
     </w:p>
     <w:p>
@@ -16343,23 +16381,31 @@
         <w:pStyle w:val="SourceCode"/>
       </w:pPr>
       <w:r>
-        <w:t xml:space="preserve">    "SELECT contacts.id, contacts.name, contacts.email, contacts.phone, "</w:t>
-      </w:r>
-    </w:p>
-    <w:p>
-      <w:pPr>
-        <w:pStyle w:val="SourceCode"/>
-      </w:pPr>
-      <w:r>
-        <w:t xml:space="preserve">    "contact_groups.name AS group_name FROM contacts "</w:t>
-      </w:r>
-    </w:p>
-    <w:p>
-      <w:pPr>
-        <w:pStyle w:val="SourceCode"/>
-      </w:pPr>
-      <w:r>
-        <w:t xml:space="preserve">    "LEFT JOIN contact_groups ON contacts.group_id = contact_groups.id ";</w:t>
+        <w:t xml:space="preserve">    "SELECT contacts_cpp.id, contacts_cpp.name, contacts_cpp.email, "</w:t>
+      </w:r>
+    </w:p>
+    <w:p>
+      <w:pPr>
+        <w:pStyle w:val="SourceCode"/>
+      </w:pPr>
+      <w:r>
+        <w:t xml:space="preserve">    "contacts_cpp.phone, contact_groups_cpp.name AS group_name "</w:t>
+      </w:r>
+    </w:p>
+    <w:p>
+      <w:pPr>
+        <w:pStyle w:val="SourceCode"/>
+      </w:pPr>
+      <w:r>
+        <w:t xml:space="preserve">    "FROM contacts_cpp LEFT JOIN contact_groups_cpp "</w:t>
+      </w:r>
+    </w:p>
+    <w:p>
+      <w:pPr>
+        <w:pStyle w:val="SourceCode"/>
+      </w:pPr>
+      <w:r>
+        <w:t xml:space="preserve">    "ON contacts_cpp.group_id = contact_groups_cpp.id ";</w:t>
       </w:r>
     </w:p>
     <w:p>
@@ -16396,15 +16442,23 @@
         <w:pStyle w:val="SourceCode"/>
       </w:pPr>
       <w:r>
-        <w:t xml:space="preserve">    SELECT_CONTACTS + "ORDER BY contacts.name, contacts.id";</w:t>
-      </w:r>
-    </w:p>
-    <w:p>
-      <w:pPr>
-        <w:pStyle w:val="SourceCode"/>
-      </w:pPr>
-      <w:r>
-        <w:t>const std::string NEWEST_FIRST = SELECT_CONTACTS + "ORDER BY contacts.id DESC";</w:t>
+        <w:t xml:space="preserve">    SELECT_CONTACTS + "ORDER BY contacts_cpp.name, contacts_cpp.id";</w:t>
+      </w:r>
+    </w:p>
+    <w:p>
+      <w:pPr>
+        <w:pStyle w:val="SourceCode"/>
+      </w:pPr>
+      <w:r>
+        <w:t>const std::string NEWEST_FIRST =</w:t>
+      </w:r>
+    </w:p>
+    <w:p>
+      <w:pPr>
+        <w:pStyle w:val="SourceCode"/>
+      </w:pPr>
+      <w:r>
+        <w:t xml:space="preserve">    SELECT_CONTACTS + "ORDER BY contacts_cpp.id DESC";</w:t>
       </w:r>
     </w:p>
     <w:p>
@@ -16886,39 +16940,55 @@
         <w:pStyle w:val="SourceCode"/>
       </w:pPr>
       <w:r>
-        <w:t>// The schema. Remember, IF NOT EXISTS makes a rerun do nothing (Lessons</w:t>
-      </w:r>
-    </w:p>
-    <w:p>
-      <w:pPr>
-        <w:pStyle w:val="SourceCode"/>
-      </w:pPr>
-      <w:r>
-        <w:t>// 4.2 and 4.4), so every start runs these safely and never drops a row.</w:t>
-      </w:r>
-    </w:p>
-    <w:p>
-      <w:pPr>
-        <w:pStyle w:val="SourceCode"/>
-      </w:pPr>
-      <w:r>
-        <w:t>// contact_groups comes first, because contacts' FOREIGN KEY names it</w:t>
-      </w:r>
-    </w:p>
-    <w:p>
-      <w:pPr>
-        <w:pStyle w:val="SourceCode"/>
-      </w:pPr>
-      <w:r>
-        <w:t>// (Lesson 4.11). INDEX idx_contacts_name (name) is Lesson 4.12's index,</w:t>
-      </w:r>
-    </w:p>
-    <w:p>
-      <w:pPr>
-        <w:pStyle w:val="SourceCode"/>
-      </w:pPr>
-      <w:r>
-        <w:t>// written inside CREATE TABLE, so it is made with the table, once.</w:t>
+        <w:t>// The schema. Remember, each language has its own tables, here contacts_cpp</w:t>
+      </w:r>
+    </w:p>
+    <w:p>
+      <w:pPr>
+        <w:pStyle w:val="SourceCode"/>
+      </w:pPr>
+      <w:r>
+        <w:t>// and contact_groups_cpp, and IF NOT EXISTS makes a rerun do nothing</w:t>
+      </w:r>
+    </w:p>
+    <w:p>
+      <w:pPr>
+        <w:pStyle w:val="SourceCode"/>
+      </w:pPr>
+      <w:r>
+        <w:t>// (Lessons 4.2 and 4.4), so every start runs these safely and never drops a</w:t>
+      </w:r>
+    </w:p>
+    <w:p>
+      <w:pPr>
+        <w:pStyle w:val="SourceCode"/>
+      </w:pPr>
+      <w:r>
+        <w:t>// row. contact_groups_cpp comes first, because the FOREIGN KEY in</w:t>
+      </w:r>
+    </w:p>
+    <w:p>
+      <w:pPr>
+        <w:pStyle w:val="SourceCode"/>
+      </w:pPr>
+      <w:r>
+        <w:t>// contacts_cpp names it (Lesson 4.11). INDEX idx_contacts_cpp_name (name)</w:t>
+      </w:r>
+    </w:p>
+    <w:p>
+      <w:pPr>
+        <w:pStyle w:val="SourceCode"/>
+      </w:pPr>
+      <w:r>
+        <w:t>// is Lesson 4.12's index, written inside CREATE TABLE, so it is made with</w:t>
+      </w:r>
+    </w:p>
+    <w:p>
+      <w:pPr>
+        <w:pStyle w:val="SourceCode"/>
+      </w:pPr>
+      <w:r>
+        <w:t>// the table, once.</w:t>
       </w:r>
     </w:p>
     <w:p>
@@ -16950,7 +17020,7 @@
         <w:pStyle w:val="SourceCode"/>
       </w:pPr>
       <w:r>
-        <w:t xml:space="preserve">    "CREATE TABLE IF NOT EXISTS contact_groups ("</w:t>
+        <w:t xml:space="preserve">    "CREATE TABLE IF NOT EXISTS contact_groups_cpp ("</w:t>
       </w:r>
     </w:p>
     <w:p>
@@ -16990,7 +17060,7 @@
         <w:pStyle w:val="SourceCode"/>
       </w:pPr>
       <w:r>
-        <w:t xml:space="preserve">    "CREATE TABLE IF NOT EXISTS contacts ("</w:t>
+        <w:t xml:space="preserve">    "CREATE TABLE IF NOT EXISTS contacts_cpp ("</w:t>
       </w:r>
     </w:p>
     <w:p>
@@ -17038,15 +17108,15 @@
         <w:pStyle w:val="SourceCode"/>
       </w:pPr>
       <w:r>
-        <w:t xml:space="preserve">    "INDEX idx_contacts_name (name), "</w:t>
-      </w:r>
-    </w:p>
-    <w:p>
-      <w:pPr>
-        <w:pStyle w:val="SourceCode"/>
-      </w:pPr>
-      <w:r>
-        <w:t xml:space="preserve">    "FOREIGN KEY (group_id) REFERENCES contact_groups (id)"</w:t>
+        <w:t xml:space="preserve">    "INDEX idx_contacts_cpp_name (name), "</w:t>
+      </w:r>
+    </w:p>
+    <w:p>
+      <w:pPr>
+        <w:pStyle w:val="SourceCode"/>
+      </w:pPr>
+      <w:r>
+        <w:t xml:space="preserve">    "FOREIGN KEY (group_id) REFERENCES contact_groups_cpp (id)"</w:t>
       </w:r>
     </w:p>
     <w:p>
@@ -17099,7 +17169,7 @@
         <w:pStyle w:val="SourceCode"/>
       </w:pPr>
       <w:r>
-        <w:t xml:space="preserve">    SELECT_CONTACTS + "WHERE contacts.name = ? ORDER BY contacts.id";</w:t>
+        <w:t xml:space="preserve">    SELECT_CONTACTS + "WHERE contacts_cpp.name = ? ORDER BY contacts_cpp.id";</w:t>
       </w:r>
     </w:p>
     <w:p>
@@ -17115,15 +17185,15 @@
         <w:pStyle w:val="SourceCode"/>
       </w:pPr>
       <w:r>
-        <w:t xml:space="preserve">    SELECT_CONTACTS + "WHERE contacts.email LIKE ? ORDER BY contacts.id";</w:t>
-      </w:r>
-    </w:p>
-    <w:p>
-      <w:pPr>
-        <w:pStyle w:val="SourceCode"/>
-      </w:pPr>
-      <w:r>
-        <w:t>const std::string COUNT_CONTACTS = "SELECT COUNT(*) AS total FROM contacts";</w:t>
+        <w:t xml:space="preserve">    SELECT_CONTACTS + "WHERE contacts_cpp.email LIKE ? ORDER BY contacts_cpp.id";</w:t>
+      </w:r>
+    </w:p>
+    <w:p>
+      <w:pPr>
+        <w:pStyle w:val="SourceCode"/>
+      </w:pPr>
+      <w:r>
+        <w:t>const std::string COUNT_CONTACTS = "SELECT COUNT(*) AS total FROM contacts_cpp";</w:t>
       </w:r>
     </w:p>
     <w:p>
@@ -17152,7 +17222,7 @@
         <w:pStyle w:val="SourceCode"/>
       </w:pPr>
       <w:r>
-        <w:t>const std::string FIND_GROUP = "SELECT id FROM contact_groups WHERE name = ?";</w:t>
+        <w:t>const std::string FIND_GROUP = "SELECT id FROM contact_groups_cpp WHERE name = ?";</w:t>
       </w:r>
     </w:p>
     <w:p>
@@ -17168,7 +17238,7 @@
         <w:pStyle w:val="SourceCode"/>
       </w:pPr>
       <w:r>
-        <w:t xml:space="preserve">    "INSERT INTO contact_groups (name) VALUES (?)";</w:t>
+        <w:t xml:space="preserve">    "INSERT INTO contact_groups_cpp (name) VALUES (?)";</w:t>
       </w:r>
     </w:p>
     <w:p>
@@ -17184,7 +17254,7 @@
         <w:pStyle w:val="SourceCode"/>
       </w:pPr>
       <w:r>
-        <w:t xml:space="preserve">    "INSERT INTO contacts (name, email, phone, group_id) "</w:t>
+        <w:t xml:space="preserve">    "INSERT INTO contacts_cpp (name, email, phone, group_id) "</w:t>
       </w:r>
     </w:p>
     <w:p>
@@ -17200,15 +17270,15 @@
         <w:pStyle w:val="SourceCode"/>
       </w:pPr>
       <w:r>
-        <w:t>const std::string UPDATE_PHONE = "UPDATE contacts SET phone = ? WHERE id = ?";</w:t>
-      </w:r>
-    </w:p>
-    <w:p>
-      <w:pPr>
-        <w:pStyle w:val="SourceCode"/>
-      </w:pPr>
-      <w:r>
-        <w:t>const std::string DELETE_CONTACT = "DELETE FROM contacts WHERE id = ?";</w:t>
+        <w:t>const std::string UPDATE_PHONE = "UPDATE contacts_cpp SET phone = ? WHERE id = ?";</w:t>
+      </w:r>
+    </w:p>
+    <w:p>
+      <w:pPr>
+        <w:pStyle w:val="SourceCode"/>
+      </w:pPr>
+      <w:r>
+        <w:t>const std::string DELETE_CONTACT = "DELETE FROM contacts_cpp WHERE id = ?";</w:t>
       </w:r>
     </w:p>
     <w:p>
@@ -22527,7 +22597,7 @@
         <w:pStyle w:val="ListBullet"/>
       </w:pPr>
       <w:r>
-        <w:t>Run 1's Contacts stored: 2 proves the database is shared: a different program, the Production-Minded one, finds the two contacts the Basic program saved.</w:t>
+        <w:t>Run 1's Contacts stored: 2 proves the tables are shared: a different program, the Production-Minded one, finds the two contacts the Basic program saved in your language's tables.</w:t>
       </w:r>
     </w:p>
     <w:p>
@@ -22559,7 +22629,7 @@
         <w:pStyle w:val="ListBullet"/>
       </w:pPr>
       <w:r>
-        <w:t>If Run 1 starts with a number other than Contacts stored: 2, the database holds contacts from earlier runs: run Starting Over, then the Basic block and these blocks again.</w:t>
+        <w:t>If Run 1 starts with a number other than Contacts stored: 2, your language's tables hold contacts from earlier runs: run Starting Over, then the Basic block and these blocks again.</w:t>
       </w:r>
     </w:p>
     <w:p>
@@ -22777,10 +22847,10 @@
     </w:p>
     <w:p>
       <w:r>
-        <w:t>Both versions make sure the database and both tables exist at every start, never drop anything, count the stored contacts, validate every answer before sending it, and send every value as a parameter. Both stop with exit code 1 when the start fails, and report a refused command or statement with one Error line and carry on. The Basic version keeps everything in one file, offers list and add, and adds no groups, but creates the full schema because the two versions share one database; it names only error 1062</w:t>
-      </w:r>
-      <w:r>
-        <w:t xml:space="preserve"> in the user's words. The Production-Minded version moves the database work into contacts.h and contacts.cpp, keeps the loop and the questions in main.cpp, offers every command the curriculum asks for, adds a contact and its group in one transaction, and reports every error through user_message.</w:t>
+        <w:t>Both versions make sure the database and both tables exist at every start, never drop anything, count the stored contacts, validate every answer before sending it, and send every value as a parameter. Both stop with exit code 1 when the start fails, and report a refused command or statement with one Error line and carry on. The Basic version keeps everything in one file, offers list and add, and adds no groups, but creates the full schema because the two versions share the same two tables; it names only err</w:t>
+      </w:r>
+      <w:r>
+        <w:t>or 1062 in the user's words. The Production-Minded version moves the database work into contacts.h and contacts.cpp, keeps the loop and the questions in main.cpp, offers every command the curriculum asks for, adds a contact and its group in one transaction, and reports every error through user_message.</w:t>
       </w:r>
     </w:p>
     <w:p>
@@ -22995,71 +23065,79 @@
         <w:pStyle w:val="SourceCode"/>
       </w:pPr>
       <w:r>
-        <w:t xml:space="preserve">    // The schema: the database, then both tables, each created only when</w:t>
-      </w:r>
-    </w:p>
-    <w:p>
-      <w:pPr>
-        <w:pStyle w:val="SourceCode"/>
-      </w:pPr>
-      <w:r>
-        <w:t xml:space="preserve">    // it is missing. Remember, IF NOT EXISTS makes a rerun do nothing</w:t>
-      </w:r>
-    </w:p>
-    <w:p>
-      <w:pPr>
-        <w:pStyle w:val="SourceCode"/>
-      </w:pPr>
-      <w:r>
-        <w:t xml:space="preserve">    // (Lessons 4.2 and 4.4), so every start runs these safely and never</w:t>
-      </w:r>
-    </w:p>
-    <w:p>
-      <w:pPr>
-        <w:pStyle w:val="SourceCode"/>
-      </w:pPr>
-      <w:r>
-        <w:t xml:space="preserve">    // removes a saved row. The Basic version adds no groups, but it</w:t>
-      </w:r>
-    </w:p>
-    <w:p>
-      <w:pPr>
-        <w:pStyle w:val="SourceCode"/>
-      </w:pPr>
-      <w:r>
-        <w:t xml:space="preserve">    // creates contact_groups and group_id too, because the</w:t>
-      </w:r>
-    </w:p>
-    <w:p>
-      <w:pPr>
-        <w:pStyle w:val="SourceCode"/>
-      </w:pPr>
-      <w:r>
-        <w:t xml:space="preserve">    // Production-Minded version shares this database: IF NOT EXISTS would</w:t>
-      </w:r>
-    </w:p>
-    <w:p>
-      <w:pPr>
-        <w:pStyle w:val="SourceCode"/>
-      </w:pPr>
-      <w:r>
-        <w:t xml:space="preserve">    // never add them later. INDEX idx_contacts_name (name) is Lesson</w:t>
-      </w:r>
-    </w:p>
-    <w:p>
-      <w:pPr>
-        <w:pStyle w:val="SourceCode"/>
-      </w:pPr>
-      <w:r>
-        <w:t xml:space="preserve">    // 4.12's index on name, written inside CREATE TABLE so it is made with</w:t>
-      </w:r>
-    </w:p>
-    <w:p>
-      <w:pPr>
-        <w:pStyle w:val="SourceCode"/>
-      </w:pPr>
-      <w:r>
-        <w:t xml:space="preserve">    // the table.</w:t>
+        <w:t xml:space="preserve">    // The schema: the database, then this language's two tables, each</w:t>
+      </w:r>
+    </w:p>
+    <w:p>
+      <w:pPr>
+        <w:pStyle w:val="SourceCode"/>
+      </w:pPr>
+      <w:r>
+        <w:t xml:space="preserve">    // created only when it is missing. Remember, each language has its own</w:t>
+      </w:r>
+    </w:p>
+    <w:p>
+      <w:pPr>
+        <w:pStyle w:val="SourceCode"/>
+      </w:pPr>
+      <w:r>
+        <w:t xml:space="preserve">    // tables, here contacts_csharp and contact_groups_csharp (Lesson 4.4),</w:t>
+      </w:r>
+    </w:p>
+    <w:p>
+      <w:pPr>
+        <w:pStyle w:val="SourceCode"/>
+      </w:pPr>
+      <w:r>
+        <w:t xml:space="preserve">    // and IF NOT EXISTS makes a rerun do nothing (Lessons 4.2 and 4.4), so</w:t>
+      </w:r>
+    </w:p>
+    <w:p>
+      <w:pPr>
+        <w:pStyle w:val="SourceCode"/>
+      </w:pPr>
+      <w:r>
+        <w:t xml:space="preserve">    // every start runs these safely and never removes a saved row. The</w:t>
+      </w:r>
+    </w:p>
+    <w:p>
+      <w:pPr>
+        <w:pStyle w:val="SourceCode"/>
+      </w:pPr>
+      <w:r>
+        <w:t xml:space="preserve">    // Basic version adds no groups, but it creates contact_groups_csharp</w:t>
+      </w:r>
+    </w:p>
+    <w:p>
+      <w:pPr>
+        <w:pStyle w:val="SourceCode"/>
+      </w:pPr>
+      <w:r>
+        <w:t xml:space="preserve">    // and group_id too, because the Production-Minded version shares these</w:t>
+      </w:r>
+    </w:p>
+    <w:p>
+      <w:pPr>
+        <w:pStyle w:val="SourceCode"/>
+      </w:pPr>
+      <w:r>
+        <w:t xml:space="preserve">    // tables: IF NOT EXISTS would never add them later. INDEX</w:t>
+      </w:r>
+    </w:p>
+    <w:p>
+      <w:pPr>
+        <w:pStyle w:val="SourceCode"/>
+      </w:pPr>
+      <w:r>
+        <w:t xml:space="preserve">    // idx_contacts_csharp_name (name) is Lesson 4.12's index on name,</w:t>
+      </w:r>
+    </w:p>
+    <w:p>
+      <w:pPr>
+        <w:pStyle w:val="SourceCode"/>
+      </w:pPr>
+      <w:r>
+        <w:t xml:space="preserve">    // written inside CREATE TABLE so it is made with the table.</w:t>
       </w:r>
     </w:p>
     <w:p>
@@ -23091,7 +23169,7 @@
         <w:pStyle w:val="SourceCode"/>
       </w:pPr>
       <w:r>
-        <w:t xml:space="preserve">        "CREATE TABLE IF NOT EXISTS contact_groups (" +</w:t>
+        <w:t xml:space="preserve">        "CREATE TABLE IF NOT EXISTS contact_groups_csharp (" +</w:t>
       </w:r>
     </w:p>
     <w:p>
@@ -23131,7 +23209,7 @@
         <w:pStyle w:val="SourceCode"/>
       </w:pPr>
       <w:r>
-        <w:t xml:space="preserve">        "CREATE TABLE IF NOT EXISTS contacts (" +</w:t>
+        <w:t xml:space="preserve">        "CREATE TABLE IF NOT EXISTS contacts_csharp (" +</w:t>
       </w:r>
     </w:p>
     <w:p>
@@ -23179,15 +23257,15 @@
         <w:pStyle w:val="SourceCode"/>
       </w:pPr>
       <w:r>
-        <w:t xml:space="preserve">        "INDEX idx_contacts_name (name), " +</w:t>
-      </w:r>
-    </w:p>
-    <w:p>
-      <w:pPr>
-        <w:pStyle w:val="SourceCode"/>
-      </w:pPr>
-      <w:r>
-        <w:t xml:space="preserve">        "FOREIGN KEY (group_id) REFERENCES contact_groups (id)" +</w:t>
+        <w:t xml:space="preserve">        "INDEX idx_contacts_csharp_name (name), " +</w:t>
+      </w:r>
+    </w:p>
+    <w:p>
+      <w:pPr>
+        <w:pStyle w:val="SourceCode"/>
+      </w:pPr>
+      <w:r>
+        <w:t xml:space="preserve">        "FOREIGN KEY (group_id) REFERENCES contact_groups_csharp (id)" +</w:t>
       </w:r>
     </w:p>
     <w:p>
@@ -23240,7 +23318,7 @@
         <w:pStyle w:val="SourceCode"/>
       </w:pPr>
       <w:r>
-        <w:t xml:space="preserve">        "SELECT COUNT(*) AS total FROM contacts";</w:t>
+        <w:t xml:space="preserve">        "SELECT COUNT(*) AS total FROM contacts_csharp";</w:t>
       </w:r>
     </w:p>
     <w:p>
@@ -23256,7 +23334,7 @@
         <w:pStyle w:val="SourceCode"/>
       </w:pPr>
       <w:r>
-        <w:t xml:space="preserve">        "SELECT id, name, email, phone FROM contacts ORDER BY name, id";</w:t>
+        <w:t xml:space="preserve">        "SELECT id, name, email, phone FROM contacts_csharp ORDER BY name, id";</w:t>
       </w:r>
     </w:p>
     <w:p>
@@ -23272,7 +23350,7 @@
         <w:pStyle w:val="SourceCode"/>
       </w:pPr>
       <w:r>
-        <w:t xml:space="preserve">        "INSERT INTO contacts (name, email, phone) " +</w:t>
+        <w:t xml:space="preserve">        "INSERT INTO contacts_csharp (name, email, phone) " +</w:t>
       </w:r>
     </w:p>
     <w:p>
@@ -25515,7 +25593,7 @@
         <w:pStyle w:val="ListBullet"/>
       </w:pPr>
       <w:r>
-        <w:t>Contacts stored: 0 proves a new database. If you ran the project before, it shows how many contacts the database already holds; see Starting Over in Project Setup.</w:t>
+        <w:t>Contacts stored: 0 proves your language's tables are new. If you ran the project before, it shows how many contacts they already hold; see Starting Over in Project Setup.</w:t>
       </w:r>
     </w:p>
     <w:p>
@@ -25920,47 +25998,55 @@
         <w:pStyle w:val="SourceCode"/>
       </w:pPr>
       <w:r>
-        <w:t xml:space="preserve">    // The schema. Remember, IF NOT EXISTS makes a rerun do nothing</w:t>
-      </w:r>
-    </w:p>
-    <w:p>
-      <w:pPr>
-        <w:pStyle w:val="SourceCode"/>
-      </w:pPr>
-      <w:r>
-        <w:t xml:space="preserve">    // (Lessons 4.2 and 4.4), so every start runs these safely and never</w:t>
-      </w:r>
-    </w:p>
-    <w:p>
-      <w:pPr>
-        <w:pStyle w:val="SourceCode"/>
-      </w:pPr>
-      <w:r>
-        <w:t xml:space="preserve">    // drops a row. contact_groups comes first, because contacts' FOREIGN</w:t>
-      </w:r>
-    </w:p>
-    <w:p>
-      <w:pPr>
-        <w:pStyle w:val="SourceCode"/>
-      </w:pPr>
-      <w:r>
-        <w:t xml:space="preserve">    // KEY names it (Lesson 4.11). INDEX idx_contacts_name (name) is Lesson</w:t>
-      </w:r>
-    </w:p>
-    <w:p>
-      <w:pPr>
-        <w:pStyle w:val="SourceCode"/>
-      </w:pPr>
-      <w:r>
-        <w:t xml:space="preserve">    // 4.12's index, written inside CREATE TABLE, so it is made with the</w:t>
-      </w:r>
-    </w:p>
-    <w:p>
-      <w:pPr>
-        <w:pStyle w:val="SourceCode"/>
-      </w:pPr>
-      <w:r>
-        <w:t xml:space="preserve">    // table, once.</w:t>
+        <w:t xml:space="preserve">    // The schema. Remember, each language has its own tables, here</w:t>
+      </w:r>
+    </w:p>
+    <w:p>
+      <w:pPr>
+        <w:pStyle w:val="SourceCode"/>
+      </w:pPr>
+      <w:r>
+        <w:t xml:space="preserve">    // contacts_csharp and contact_groups_csharp, and IF NOT EXISTS makes a</w:t>
+      </w:r>
+    </w:p>
+    <w:p>
+      <w:pPr>
+        <w:pStyle w:val="SourceCode"/>
+      </w:pPr>
+      <w:r>
+        <w:t xml:space="preserve">    // rerun do nothing (Lessons 4.2 and 4.4), so every start runs these</w:t>
+      </w:r>
+    </w:p>
+    <w:p>
+      <w:pPr>
+        <w:pStyle w:val="SourceCode"/>
+      </w:pPr>
+      <w:r>
+        <w:t xml:space="preserve">    // safely and never drops a row. contact_groups_csharp comes first,</w:t>
+      </w:r>
+    </w:p>
+    <w:p>
+      <w:pPr>
+        <w:pStyle w:val="SourceCode"/>
+      </w:pPr>
+      <w:r>
+        <w:t xml:space="preserve">    // because the FOREIGN KEY in contacts_csharp names it (Lesson 4.11).</w:t>
+      </w:r>
+    </w:p>
+    <w:p>
+      <w:pPr>
+        <w:pStyle w:val="SourceCode"/>
+      </w:pPr>
+      <w:r>
+        <w:t xml:space="preserve">    // INDEX idx_contacts_csharp_name (name) is Lesson 4.12's index, written</w:t>
+      </w:r>
+    </w:p>
+    <w:p>
+      <w:pPr>
+        <w:pStyle w:val="SourceCode"/>
+      </w:pPr>
+      <w:r>
+        <w:t xml:space="preserve">    // inside CREATE TABLE, so it is made with the table, once.</w:t>
       </w:r>
     </w:p>
     <w:p>
@@ -25992,7 +26078,7 @@
         <w:pStyle w:val="SourceCode"/>
       </w:pPr>
       <w:r>
-        <w:t xml:space="preserve">        "CREATE TABLE IF NOT EXISTS contact_groups (" +</w:t>
+        <w:t xml:space="preserve">        "CREATE TABLE IF NOT EXISTS contact_groups_csharp (" +</w:t>
       </w:r>
     </w:p>
     <w:p>
@@ -26032,7 +26118,7 @@
         <w:pStyle w:val="SourceCode"/>
       </w:pPr>
       <w:r>
-        <w:t xml:space="preserve">        "CREATE TABLE IF NOT EXISTS contacts (" +</w:t>
+        <w:t xml:space="preserve">        "CREATE TABLE IF NOT EXISTS contacts_csharp (" +</w:t>
       </w:r>
     </w:p>
     <w:p>
@@ -26080,15 +26166,15 @@
         <w:pStyle w:val="SourceCode"/>
       </w:pPr>
       <w:r>
-        <w:t xml:space="preserve">        "INDEX idx_contacts_name (name), " +</w:t>
-      </w:r>
-    </w:p>
-    <w:p>
-      <w:pPr>
-        <w:pStyle w:val="SourceCode"/>
-      </w:pPr>
-      <w:r>
-        <w:t xml:space="preserve">        "FOREIGN KEY (group_id) REFERENCES contact_groups (id)" +</w:t>
+        <w:t xml:space="preserve">        "INDEX idx_contacts_csharp_name (name), " +</w:t>
+      </w:r>
+    </w:p>
+    <w:p>
+      <w:pPr>
+        <w:pStyle w:val="SourceCode"/>
+      </w:pPr>
+      <w:r>
+        <w:t xml:space="preserve">        "FOREIGN KEY (group_id) REFERENCES contact_groups_csharp (id)" +</w:t>
       </w:r>
     </w:p>
     <w:p>
@@ -26149,23 +26235,39 @@
         <w:pStyle w:val="SourceCode"/>
       </w:pPr>
       <w:r>
-        <w:t xml:space="preserve">        "SELECT contacts.id, contacts.name, contacts.email, " +</w:t>
-      </w:r>
-    </w:p>
-    <w:p>
-      <w:pPr>
-        <w:pStyle w:val="SourceCode"/>
-      </w:pPr>
-      <w:r>
-        <w:t xml:space="preserve">        "contacts.phone, contact_groups.name AS group_name FROM contacts " +</w:t>
-      </w:r>
-    </w:p>
-    <w:p>
-      <w:pPr>
-        <w:pStyle w:val="SourceCode"/>
-      </w:pPr>
-      <w:r>
-        <w:t xml:space="preserve">        "LEFT JOIN contact_groups ON contacts.group_id = contact_groups.id ";</w:t>
+        <w:t xml:space="preserve">        "SELECT contacts_csharp.id, contacts_csharp.name, " +</w:t>
+      </w:r>
+    </w:p>
+    <w:p>
+      <w:pPr>
+        <w:pStyle w:val="SourceCode"/>
+      </w:pPr>
+      <w:r>
+        <w:t xml:space="preserve">        "contacts_csharp.email, contacts_csharp.phone, " +</w:t>
+      </w:r>
+    </w:p>
+    <w:p>
+      <w:pPr>
+        <w:pStyle w:val="SourceCode"/>
+      </w:pPr>
+      <w:r>
+        <w:t xml:space="preserve">        "contact_groups_csharp.name AS group_name FROM contacts_csharp " +</w:t>
+      </w:r>
+    </w:p>
+    <w:p>
+      <w:pPr>
+        <w:pStyle w:val="SourceCode"/>
+      </w:pPr>
+      <w:r>
+        <w:t xml:space="preserve">        "LEFT JOIN contact_groups_csharp " +</w:t>
+      </w:r>
+    </w:p>
+    <w:p>
+      <w:pPr>
+        <w:pStyle w:val="SourceCode"/>
+      </w:pPr>
+      <w:r>
+        <w:t xml:space="preserve">        "ON contacts_csharp.group_id = contact_groups_csharp.id ";</w:t>
       </w:r>
     </w:p>
     <w:p>
@@ -26181,7 +26283,7 @@
         <w:pStyle w:val="SourceCode"/>
       </w:pPr>
       <w:r>
-        <w:t xml:space="preserve">        SelectContactsSql + "ORDER BY contacts.name, contacts.id";</w:t>
+        <w:t xml:space="preserve">        SelectContactsSql + "ORDER BY contacts_csharp.name, contacts_csharp.id";</w:t>
       </w:r>
     </w:p>
     <w:p>
@@ -26197,7 +26299,7 @@
         <w:pStyle w:val="SourceCode"/>
       </w:pPr>
       <w:r>
-        <w:t xml:space="preserve">        SelectContactsSql + "ORDER BY contacts.id DESC";</w:t>
+        <w:t xml:space="preserve">        SelectContactsSql + "ORDER BY contacts_csharp.id DESC";</w:t>
       </w:r>
     </w:p>
     <w:p>
@@ -26242,7 +26344,15 @@
         <w:pStyle w:val="SourceCode"/>
       </w:pPr>
       <w:r>
-        <w:t xml:space="preserve">        SelectContactsSql + "WHERE contacts.name = @value ORDER BY contacts.id";</w:t>
+        <w:t xml:space="preserve">        SelectContactsSql +</w:t>
+      </w:r>
+    </w:p>
+    <w:p>
+      <w:pPr>
+        <w:pStyle w:val="SourceCode"/>
+      </w:pPr>
+      <w:r>
+        <w:t xml:space="preserve">        "WHERE contacts_csharp.name = @value ORDER BY contacts_csharp.id";</w:t>
       </w:r>
     </w:p>
     <w:p>
@@ -26258,7 +26368,7 @@
         <w:pStyle w:val="SourceCode"/>
       </w:pPr>
       <w:r>
-        <w:t xml:space="preserve">        "WHERE contacts.email LIKE @value ORDER BY contacts.id";</w:t>
+        <w:t xml:space="preserve">        "WHERE contacts_csharp.email LIKE @value ORDER BY contacts_csharp.id";</w:t>
       </w:r>
     </w:p>
     <w:p>
@@ -26274,7 +26384,7 @@
         <w:pStyle w:val="SourceCode"/>
       </w:pPr>
       <w:r>
-        <w:t xml:space="preserve">        "SELECT COUNT(*) AS total FROM contacts";</w:t>
+        <w:t xml:space="preserve">        "SELECT COUNT(*) AS total FROM contacts_csharp";</w:t>
       </w:r>
     </w:p>
     <w:p>
@@ -26319,7 +26429,7 @@
         <w:pStyle w:val="SourceCode"/>
       </w:pPr>
       <w:r>
-        <w:t xml:space="preserve">        "SELECT id FROM contact_groups WHERE name = @name";</w:t>
+        <w:t xml:space="preserve">        "SELECT id FROM contact_groups_csharp WHERE name = @name";</w:t>
       </w:r>
     </w:p>
     <w:p>
@@ -26335,7 +26445,7 @@
         <w:pStyle w:val="SourceCode"/>
       </w:pPr>
       <w:r>
-        <w:t xml:space="preserve">        "INSERT INTO contact_groups (name) VALUES (@name)";</w:t>
+        <w:t xml:space="preserve">        "INSERT INTO contact_groups_csharp (name) VALUES (@name)";</w:t>
       </w:r>
     </w:p>
     <w:p>
@@ -26351,7 +26461,7 @@
         <w:pStyle w:val="SourceCode"/>
       </w:pPr>
       <w:r>
-        <w:t xml:space="preserve">        "INSERT INTO contacts (name, email, phone, group_id) " +</w:t>
+        <w:t xml:space="preserve">        "INSERT INTO contacts_csharp (name, email, phone, group_id) " +</w:t>
       </w:r>
     </w:p>
     <w:p>
@@ -26375,7 +26485,7 @@
         <w:pStyle w:val="SourceCode"/>
       </w:pPr>
       <w:r>
-        <w:t xml:space="preserve">        "UPDATE contacts SET phone = @phone WHERE id = @id";</w:t>
+        <w:t xml:space="preserve">        "UPDATE contacts_csharp SET phone = @phone WHERE id = @id";</w:t>
       </w:r>
     </w:p>
     <w:p>
@@ -26391,7 +26501,7 @@
         <w:pStyle w:val="SourceCode"/>
       </w:pPr>
       <w:r>
-        <w:t xml:space="preserve">        "DELETE FROM contacts WHERE id = @id";</w:t>
+        <w:t xml:space="preserve">        "DELETE FROM contacts_csharp WHERE id = @id";</w:t>
       </w:r>
     </w:p>
     <w:p>
@@ -32591,7 +32701,7 @@
         <w:pStyle w:val="ListBullet"/>
       </w:pPr>
       <w:r>
-        <w:t>Run 1's Contacts stored: 2 proves the database is shared: a different program, the Production-Minded one, finds the two contacts the Basic program saved.</w:t>
+        <w:t>Run 1's Contacts stored: 2 proves the tables are shared: a different program, the Production-Minded one, finds the two contacts the Basic program saved in your language's tables.</w:t>
       </w:r>
     </w:p>
     <w:p>
@@ -32623,7 +32733,7 @@
         <w:pStyle w:val="ListBullet"/>
       </w:pPr>
       <w:r>
-        <w:t>If Run 1 starts with a number other than Contacts stored: 2, the database holds contacts from earlier runs: run Starting Over, then the Basic block and these blocks again.</w:t>
+        <w:t>If Run 1 starts with a number other than Contacts stored: 2, your language's tables hold contacts from earlier runs: run Starting Over, then the Basic block and these blocks again.</w:t>
       </w:r>
     </w:p>
     <w:p>
@@ -32841,10 +32951,10 @@
     </w:p>
     <w:p>
       <w:r>
-        <w:t>Both versions make sure the database and both tables exist at every start, never drop anything, count the stored contacts, validate every answer before sending it, and send every value as a parameter. Both stop with exit code 1 when the start fails, and report a refused command or statement with one Error line and carry on. The Basic version keeps everything in one file, offers list and add, and adds no groups, but creates the full schema because the two versions share one database; it names only error 1062</w:t>
-      </w:r>
-      <w:r>
-        <w:t xml:space="preserve"> in the user's words. The Production-Minded version moves the database work into Contacts.cs, keeps the loop and the questions in Program.cs, offers every command the curriculum asks for, adds a contact and its group in one transaction, and reports every error through user_message.</w:t>
+        <w:t>Both versions make sure the database and both tables exist at every start, never drop anything, count the stored contacts, validate every answer before sending it, and send every value as a parameter. Both stop with exit code 1 when the start fails, and report a refused command or statement with one Error line and carry on. The Basic version keeps everything in one file, offers list and add, and adds no groups, but creates the full schema because the two versions share the same two tables; it names only err</w:t>
+      </w:r>
+      <w:r>
+        <w:t>or 1062 in the user's words. The Production-Minded version moves the database work into Contacts.cs, keeps the loop and the questions in Program.cs, offers every command the curriculum asks for, adds a contact and its group in one transaction, and reports every error through user_message.</w:t>
       </w:r>
     </w:p>
     <w:p>
@@ -33125,63 +33235,71 @@
         <w:pStyle w:val="SourceCode"/>
       </w:pPr>
       <w:r>
-        <w:t>// The schema: the database, then both tables, each created only when it</w:t>
-      </w:r>
-    </w:p>
-    <w:p>
-      <w:pPr>
-        <w:pStyle w:val="SourceCode"/>
-      </w:pPr>
-      <w:r>
-        <w:t>// is missing. Remember, IF NOT EXISTS makes a rerun do nothing (Lessons</w:t>
-      </w:r>
-    </w:p>
-    <w:p>
-      <w:pPr>
-        <w:pStyle w:val="SourceCode"/>
-      </w:pPr>
-      <w:r>
-        <w:t>// 4.2 and 4.4), so every start runs these safely and never removes a</w:t>
-      </w:r>
-    </w:p>
-    <w:p>
-      <w:pPr>
-        <w:pStyle w:val="SourceCode"/>
-      </w:pPr>
-      <w:r>
-        <w:t>// saved row. The Basic version adds no groups, but it creates</w:t>
-      </w:r>
-    </w:p>
-    <w:p>
-      <w:pPr>
-        <w:pStyle w:val="SourceCode"/>
-      </w:pPr>
-      <w:r>
-        <w:t>// contact_groups and group_id too, because the Production-Minded version</w:t>
-      </w:r>
-    </w:p>
-    <w:p>
-      <w:pPr>
-        <w:pStyle w:val="SourceCode"/>
-      </w:pPr>
-      <w:r>
-        <w:t>// shares this database: IF NOT EXISTS would never add them later. INDEX</w:t>
-      </w:r>
-    </w:p>
-    <w:p>
-      <w:pPr>
-        <w:pStyle w:val="SourceCode"/>
-      </w:pPr>
-      <w:r>
-        <w:t>// idx_contacts_name (name) is Lesson 4.12's index on name, written inside</w:t>
-      </w:r>
-    </w:p>
-    <w:p>
-      <w:pPr>
-        <w:pStyle w:val="SourceCode"/>
-      </w:pPr>
-      <w:r>
-        <w:t>// CREATE TABLE so it is made with the table. A line that ends with +</w:t>
+        <w:t>// The schema: the database, then this language's two tables, each created</w:t>
+      </w:r>
+    </w:p>
+    <w:p>
+      <w:pPr>
+        <w:pStyle w:val="SourceCode"/>
+      </w:pPr>
+      <w:r>
+        <w:t>// only when it is missing. Remember, each language has its own tables, here</w:t>
+      </w:r>
+    </w:p>
+    <w:p>
+      <w:pPr>
+        <w:pStyle w:val="SourceCode"/>
+      </w:pPr>
+      <w:r>
+        <w:t>// contacts_go and contact_groups_go (Lesson 4.4), and IF NOT EXISTS makes a</w:t>
+      </w:r>
+    </w:p>
+    <w:p>
+      <w:pPr>
+        <w:pStyle w:val="SourceCode"/>
+      </w:pPr>
+      <w:r>
+        <w:t>// rerun do nothing (Lessons 4.2 and 4.4), so every start runs these safely</w:t>
+      </w:r>
+    </w:p>
+    <w:p>
+      <w:pPr>
+        <w:pStyle w:val="SourceCode"/>
+      </w:pPr>
+      <w:r>
+        <w:t>// and never removes a saved row. The Basic version adds no groups, but it</w:t>
+      </w:r>
+    </w:p>
+    <w:p>
+      <w:pPr>
+        <w:pStyle w:val="SourceCode"/>
+      </w:pPr>
+      <w:r>
+        <w:t>// creates contact_groups_go and group_id too, because the Production-Minded</w:t>
+      </w:r>
+    </w:p>
+    <w:p>
+      <w:pPr>
+        <w:pStyle w:val="SourceCode"/>
+      </w:pPr>
+      <w:r>
+        <w:t>// version shares these tables: IF NOT EXISTS would never add them later.</w:t>
+      </w:r>
+    </w:p>
+    <w:p>
+      <w:pPr>
+        <w:pStyle w:val="SourceCode"/>
+      </w:pPr>
+      <w:r>
+        <w:t>// INDEX idx_contacts_go_name (name) is Lesson 4.12's index on name, written</w:t>
+      </w:r>
+    </w:p>
+    <w:p>
+      <w:pPr>
+        <w:pStyle w:val="SourceCode"/>
+      </w:pPr>
+      <w:r>
+        <w:t>// inside CREATE TABLE so it is made with the table. A line that ends with +</w:t>
       </w:r>
     </w:p>
     <w:p>
@@ -33205,7 +33323,7 @@
         <w:pStyle w:val="SourceCode"/>
       </w:pPr>
       <w:r>
-        <w:t>const createGroupsSQL = "CREATE TABLE IF NOT EXISTS contact_groups (" +</w:t>
+        <w:t>const createGroupsSQL = "CREATE TABLE IF NOT EXISTS contact_groups_go (" +</w:t>
       </w:r>
     </w:p>
     <w:p>
@@ -33237,7 +33355,7 @@
         <w:pStyle w:val="SourceCode"/>
       </w:pPr>
       <w:r>
-        <w:t>const createContactsSQL = "CREATE TABLE IF NOT EXISTS contacts (" +</w:t>
+        <w:t>const createContactsSQL = "CREATE TABLE IF NOT EXISTS contacts_go (" +</w:t>
       </w:r>
     </w:p>
     <w:p>
@@ -33285,15 +33403,15 @@
         <w:pStyle w:val="SourceCode"/>
       </w:pPr>
       <w:r>
-        <w:t xml:space="preserve">    "INDEX idx_contacts_name (name), " +</w:t>
-      </w:r>
-    </w:p>
-    <w:p>
-      <w:pPr>
-        <w:pStyle w:val="SourceCode"/>
-      </w:pPr>
-      <w:r>
-        <w:t xml:space="preserve">    "FOREIGN KEY (group_id) REFERENCES contact_groups (id)" +</w:t>
+        <w:t xml:space="preserve">    "INDEX idx_contacts_go_name (name), " +</w:t>
+      </w:r>
+    </w:p>
+    <w:p>
+      <w:pPr>
+        <w:pStyle w:val="SourceCode"/>
+      </w:pPr>
+      <w:r>
+        <w:t xml:space="preserve">    "FOREIGN KEY (group_id) REFERENCES contact_groups_go (id)" +</w:t>
       </w:r>
     </w:p>
     <w:p>
@@ -33338,15 +33456,15 @@
         <w:pStyle w:val="SourceCode"/>
       </w:pPr>
       <w:r>
-        <w:t>const countContactsSQL = "SELECT COUNT(*) AS total FROM contacts"</w:t>
-      </w:r>
-    </w:p>
-    <w:p>
-      <w:pPr>
-        <w:pStyle w:val="SourceCode"/>
-      </w:pPr>
-      <w:r>
-        <w:t>const byNameSQL = "SELECT id, name, email, phone FROM contacts " +</w:t>
+        <w:t>const countContactsSQL = "SELECT COUNT(*) AS total FROM contacts_go"</w:t>
+      </w:r>
+    </w:p>
+    <w:p>
+      <w:pPr>
+        <w:pStyle w:val="SourceCode"/>
+      </w:pPr>
+      <w:r>
+        <w:t>const byNameSQL = "SELECT id, name, email, phone FROM contacts_go " +</w:t>
       </w:r>
     </w:p>
     <w:p>
@@ -33362,7 +33480,7 @@
         <w:pStyle w:val="SourceCode"/>
       </w:pPr>
       <w:r>
-        <w:t>const insertContactSQL = "INSERT INTO contacts (name, email, phone) " +</w:t>
+        <w:t>const insertContactSQL = "INSERT INTO contacts_go (name, email, phone) " +</w:t>
       </w:r>
     </w:p>
     <w:p>
@@ -35482,7 +35600,7 @@
         <w:pStyle w:val="ListBullet"/>
       </w:pPr>
       <w:r>
-        <w:t>Contacts stored: 0 proves a new database. If you ran the project before, it shows how many contacts the database already holds; see Starting Over in Project Setup.</w:t>
+        <w:t>Contacts stored: 0 proves your language's tables are new. If you ran the project before, it shows how many contacts they already hold; see Starting Over in Project Setup.</w:t>
       </w:r>
     </w:p>
     <w:p>
@@ -35804,47 +35922,55 @@
         <w:pStyle w:val="SourceCode"/>
       </w:pPr>
       <w:r>
-        <w:t>// The schema. Remember, IF NOT EXISTS makes a rerun do nothing (Lessons</w:t>
-      </w:r>
-    </w:p>
-    <w:p>
-      <w:pPr>
-        <w:pStyle w:val="SourceCode"/>
-      </w:pPr>
-      <w:r>
-        <w:t>// 4.2 and 4.4), so every start runs these safely and never drops a row.</w:t>
-      </w:r>
-    </w:p>
-    <w:p>
-      <w:pPr>
-        <w:pStyle w:val="SourceCode"/>
-      </w:pPr>
-      <w:r>
-        <w:t>// contact_groups comes first, because contacts' FOREIGN KEY names it</w:t>
-      </w:r>
-    </w:p>
-    <w:p>
-      <w:pPr>
-        <w:pStyle w:val="SourceCode"/>
-      </w:pPr>
-      <w:r>
-        <w:t>// (Lesson 4.11). INDEX idx_contacts_name (name) is Lesson 4.12's index,</w:t>
-      </w:r>
-    </w:p>
-    <w:p>
-      <w:pPr>
-        <w:pStyle w:val="SourceCode"/>
-      </w:pPr>
-      <w:r>
-        <w:t>// written inside CREATE TABLE, so it is made with the table, once. A line</w:t>
-      </w:r>
-    </w:p>
-    <w:p>
-      <w:pPr>
-        <w:pStyle w:val="SourceCode"/>
-      </w:pPr>
-      <w:r>
-        <w:t>// that ends with + continues on the next line.</w:t>
+        <w:t>// The schema. Remember, each language has its own tables, here contacts_go</w:t>
+      </w:r>
+    </w:p>
+    <w:p>
+      <w:pPr>
+        <w:pStyle w:val="SourceCode"/>
+      </w:pPr>
+      <w:r>
+        <w:t>// and contact_groups_go, and IF NOT EXISTS makes a rerun do nothing</w:t>
+      </w:r>
+    </w:p>
+    <w:p>
+      <w:pPr>
+        <w:pStyle w:val="SourceCode"/>
+      </w:pPr>
+      <w:r>
+        <w:t>// (Lessons 4.2 and 4.4), so every start runs these safely and never drops a</w:t>
+      </w:r>
+    </w:p>
+    <w:p>
+      <w:pPr>
+        <w:pStyle w:val="SourceCode"/>
+      </w:pPr>
+      <w:r>
+        <w:t>// row. contact_groups_go comes first, because the FOREIGN KEY in</w:t>
+      </w:r>
+    </w:p>
+    <w:p>
+      <w:pPr>
+        <w:pStyle w:val="SourceCode"/>
+      </w:pPr>
+      <w:r>
+        <w:t>// contacts_go names it (Lesson 4.11). INDEX idx_contacts_go_name (name) is</w:t>
+      </w:r>
+    </w:p>
+    <w:p>
+      <w:pPr>
+        <w:pStyle w:val="SourceCode"/>
+      </w:pPr>
+      <w:r>
+        <w:t>// Lesson 4.12's index, written inside CREATE TABLE, so it is made with the</w:t>
+      </w:r>
+    </w:p>
+    <w:p>
+      <w:pPr>
+        <w:pStyle w:val="SourceCode"/>
+      </w:pPr>
+      <w:r>
+        <w:t>// table, once. A line that ends with + continues on the next line.</w:t>
       </w:r>
     </w:p>
     <w:p>
@@ -35860,7 +35986,7 @@
         <w:pStyle w:val="SourceCode"/>
       </w:pPr>
       <w:r>
-        <w:t>const createGroupsSQL = "CREATE TABLE IF NOT EXISTS contact_groups (" +</w:t>
+        <w:t>const createGroupsSQL = "CREATE TABLE IF NOT EXISTS contact_groups_go (" +</w:t>
       </w:r>
     </w:p>
     <w:p>
@@ -35892,7 +36018,7 @@
         <w:pStyle w:val="SourceCode"/>
       </w:pPr>
       <w:r>
-        <w:t>const createContactsSQL = "CREATE TABLE IF NOT EXISTS contacts (" +</w:t>
+        <w:t>const createContactsSQL = "CREATE TABLE IF NOT EXISTS contacts_go (" +</w:t>
       </w:r>
     </w:p>
     <w:p>
@@ -35940,15 +36066,15 @@
         <w:pStyle w:val="SourceCode"/>
       </w:pPr>
       <w:r>
-        <w:t xml:space="preserve">    "INDEX idx_contacts_name (name), " +</w:t>
-      </w:r>
-    </w:p>
-    <w:p>
-      <w:pPr>
-        <w:pStyle w:val="SourceCode"/>
-      </w:pPr>
-      <w:r>
-        <w:t xml:space="preserve">    "FOREIGN KEY (group_id) REFERENCES contact_groups (id)" +</w:t>
+        <w:t xml:space="preserve">    "INDEX idx_contacts_go_name (name), " +</w:t>
+      </w:r>
+    </w:p>
+    <w:p>
+      <w:pPr>
+        <w:pStyle w:val="SourceCode"/>
+      </w:pPr>
+      <w:r>
+        <w:t xml:space="preserve">    "FOREIGN KEY (group_id) REFERENCES contact_groups_go (id)" +</w:t>
       </w:r>
     </w:p>
     <w:p>
@@ -36001,47 +36127,55 @@
         <w:pStyle w:val="SourceCode"/>
       </w:pPr>
       <w:r>
-        <w:t>const selectContactsSQL = "SELECT contacts.id, contacts.name, " +</w:t>
-      </w:r>
-    </w:p>
-    <w:p>
-      <w:pPr>
-        <w:pStyle w:val="SourceCode"/>
-      </w:pPr>
-      <w:r>
-        <w:t xml:space="preserve">    "contacts.email, contacts.phone, contact_groups.name AS group_name " +</w:t>
-      </w:r>
-    </w:p>
-    <w:p>
-      <w:pPr>
-        <w:pStyle w:val="SourceCode"/>
-      </w:pPr>
-      <w:r>
-        <w:t xml:space="preserve">    "FROM contacts " +</w:t>
-      </w:r>
-    </w:p>
-    <w:p>
-      <w:pPr>
-        <w:pStyle w:val="SourceCode"/>
-      </w:pPr>
-      <w:r>
-        <w:t xml:space="preserve">    "LEFT JOIN contact_groups ON contacts.group_id = contact_groups.id "</w:t>
-      </w:r>
-    </w:p>
-    <w:p>
-      <w:pPr>
-        <w:pStyle w:val="SourceCode"/>
-      </w:pPr>
-      <w:r>
-        <w:t>const ByNameSQL = selectContactsSQL + "ORDER BY contacts.name, contacts.id"</w:t>
-      </w:r>
-    </w:p>
-    <w:p>
-      <w:pPr>
-        <w:pStyle w:val="SourceCode"/>
-      </w:pPr>
-      <w:r>
-        <w:t>const NewestFirstSQL = selectContactsSQL + "ORDER BY contacts.id DESC"</w:t>
+        <w:t>const selectContactsSQL = "SELECT contacts_go.id, contacts_go.name, " +</w:t>
+      </w:r>
+    </w:p>
+    <w:p>
+      <w:pPr>
+        <w:pStyle w:val="SourceCode"/>
+      </w:pPr>
+      <w:r>
+        <w:t xml:space="preserve">    "contacts_go.email, contacts_go.phone, " +</w:t>
+      </w:r>
+    </w:p>
+    <w:p>
+      <w:pPr>
+        <w:pStyle w:val="SourceCode"/>
+      </w:pPr>
+      <w:r>
+        <w:t xml:space="preserve">    "contact_groups_go.name AS group_name " +</w:t>
+      </w:r>
+    </w:p>
+    <w:p>
+      <w:pPr>
+        <w:pStyle w:val="SourceCode"/>
+      </w:pPr>
+      <w:r>
+        <w:t xml:space="preserve">    "FROM contacts_go " +</w:t>
+      </w:r>
+    </w:p>
+    <w:p>
+      <w:pPr>
+        <w:pStyle w:val="SourceCode"/>
+      </w:pPr>
+      <w:r>
+        <w:t xml:space="preserve">    "LEFT JOIN contact_groups_go ON contacts_go.group_id = contact_groups_go.id "</w:t>
+      </w:r>
+    </w:p>
+    <w:p>
+      <w:pPr>
+        <w:pStyle w:val="SourceCode"/>
+      </w:pPr>
+      <w:r>
+        <w:t>const ByNameSQL = selectContactsSQL + "ORDER BY contacts_go.name, contacts_go.id"</w:t>
+      </w:r>
+    </w:p>
+    <w:p>
+      <w:pPr>
+        <w:pStyle w:val="SourceCode"/>
+      </w:pPr>
+      <w:r>
+        <w:t>const NewestFirstSQL = selectContactsSQL + "ORDER BY contacts_go.id DESC"</w:t>
       </w:r>
     </w:p>
     <w:p>
@@ -36086,7 +36220,7 @@
         <w:pStyle w:val="SourceCode"/>
       </w:pPr>
       <w:r>
-        <w:t xml:space="preserve">    "WHERE contacts.name = ? ORDER BY contacts.id"</w:t>
+        <w:t xml:space="preserve">    "WHERE contacts_go.name = ? ORDER BY contacts_go.id"</w:t>
       </w:r>
     </w:p>
     <w:p>
@@ -36102,15 +36236,15 @@
         <w:pStyle w:val="SourceCode"/>
       </w:pPr>
       <w:r>
-        <w:t xml:space="preserve">    "WHERE contacts.email LIKE ? ORDER BY contacts.id"</w:t>
-      </w:r>
-    </w:p>
-    <w:p>
-      <w:pPr>
-        <w:pStyle w:val="SourceCode"/>
-      </w:pPr>
-      <w:r>
-        <w:t>const countContactsSQL = "SELECT COUNT(*) AS total FROM contacts"</w:t>
+        <w:t xml:space="preserve">    "WHERE contacts_go.email LIKE ? ORDER BY contacts_go.id"</w:t>
+      </w:r>
+    </w:p>
+    <w:p>
+      <w:pPr>
+        <w:pStyle w:val="SourceCode"/>
+      </w:pPr>
+      <w:r>
+        <w:t>const countContactsSQL = "SELECT COUNT(*) AS total FROM contacts_go"</w:t>
       </w:r>
     </w:p>
     <w:p>
@@ -36139,23 +36273,23 @@
         <w:pStyle w:val="SourceCode"/>
       </w:pPr>
       <w:r>
-        <w:t>const findGroupSQL = "SELECT id FROM contact_groups WHERE name = ?"</w:t>
-      </w:r>
-    </w:p>
-    <w:p>
-      <w:pPr>
-        <w:pStyle w:val="SourceCode"/>
-      </w:pPr>
-      <w:r>
-        <w:t>const insertGroupSQL = "INSERT INTO contact_groups (name) VALUES (?)"</w:t>
-      </w:r>
-    </w:p>
-    <w:p>
-      <w:pPr>
-        <w:pStyle w:val="SourceCode"/>
-      </w:pPr>
-      <w:r>
-        <w:t>const insertContactSQL = "INSERT INTO contacts (name, email, phone, " +</w:t>
+        <w:t>const findGroupSQL = "SELECT id FROM contact_groups_go WHERE name = ?"</w:t>
+      </w:r>
+    </w:p>
+    <w:p>
+      <w:pPr>
+        <w:pStyle w:val="SourceCode"/>
+      </w:pPr>
+      <w:r>
+        <w:t>const insertGroupSQL = "INSERT INTO contact_groups_go (name) VALUES (?)"</w:t>
+      </w:r>
+    </w:p>
+    <w:p>
+      <w:pPr>
+        <w:pStyle w:val="SourceCode"/>
+      </w:pPr>
+      <w:r>
+        <w:t>const insertContactSQL = "INSERT INTO contacts_go (name, email, phone, " +</w:t>
       </w:r>
     </w:p>
     <w:p>
@@ -36171,15 +36305,15 @@
         <w:pStyle w:val="SourceCode"/>
       </w:pPr>
       <w:r>
-        <w:t>const updatePhoneSQL = "UPDATE contacts SET phone = ? WHERE id = ?"</w:t>
-      </w:r>
-    </w:p>
-    <w:p>
-      <w:pPr>
-        <w:pStyle w:val="SourceCode"/>
-      </w:pPr>
-      <w:r>
-        <w:t>const deleteContactSQL = "DELETE FROM contacts WHERE id = ?"</w:t>
+        <w:t>const updatePhoneSQL = "UPDATE contacts_go SET phone = ? WHERE id = ?"</w:t>
+      </w:r>
+    </w:p>
+    <w:p>
+      <w:pPr>
+        <w:pStyle w:val="SourceCode"/>
+      </w:pPr>
+      <w:r>
+        <w:t>const deleteContactSQL = "DELETE FROM contacts_go WHERE id = ?"</w:t>
       </w:r>
     </w:p>
     <w:p>
@@ -41631,7 +41765,7 @@
         <w:pStyle w:val="ListBullet"/>
       </w:pPr>
       <w:r>
-        <w:t>Run 1's Contacts stored: 2 proves the database is shared: a different program, the Production-Minded one, finds the two contacts the Basic program saved.</w:t>
+        <w:t>Run 1's Contacts stored: 2 proves the tables are shared: a different program, the Production-Minded one, finds the two contacts the Basic program saved in your language's tables.</w:t>
       </w:r>
     </w:p>
     <w:p>
@@ -41663,7 +41797,7 @@
         <w:pStyle w:val="ListBullet"/>
       </w:pPr>
       <w:r>
-        <w:t>If Run 1 starts with a number other than Contacts stored: 2, the database holds contacts from earlier runs: run Starting Over, then the Basic block and these blocks again.</w:t>
+        <w:t>If Run 1 starts with a number other than Contacts stored: 2, your language's tables hold contacts from earlier runs: run Starting Over, then the Basic block and these blocks again.</w:t>
       </w:r>
     </w:p>
     <w:p>
@@ -41881,10 +42015,10 @@
     </w:p>
     <w:p>
       <w:r>
-        <w:t>Both versions make sure the database and both tables exist at every start, never drop anything, count the stored contacts, validate every answer before sending it, and send every value as a parameter. Both stop with exit code 1 when the start fails, and report a refused command or statement with one Error line and carry on. The Basic version keeps everything in one file, offers list and add, and adds no groups, but creates the full schema because the two versions share one database; it names only error 1062</w:t>
-      </w:r>
-      <w:r>
-        <w:t xml:space="preserve"> in the user's words. The Production-Minded version moves the database work into contacts.go, keeps the loop and the questions in main.go, offers every command the curriculum asks for, adds a contact and its group in one transaction, and reports every error through user_message.</w:t>
+        <w:t>Both versions make sure the database and both tables exist at every start, never drop anything, count the stored contacts, validate every answer before sending it, and send every value as a parameter. Both stop with exit code 1 when the start fails, and report a refused command or statement with one Error line and carry on. The Basic version keeps everything in one file, offers list and add, and adds no groups, but creates the full schema because the two versions share the same two tables; it names only err</w:t>
+      </w:r>
+      <w:r>
+        <w:t>or 1062 in the user's words. The Production-Minded version moves the database work into contacts.go, keeps the loop and the questions in main.go, offers every command the curriculum asks for, adds a contact and its group in one transaction, and reports every error through user_message.</w:t>
       </w:r>
     </w:p>
     <w:p>
@@ -42096,71 +42230,79 @@
         <w:pStyle w:val="SourceCode"/>
       </w:pPr>
       <w:r>
-        <w:t># The schema: the database, then both tables, each created only when it</w:t>
-      </w:r>
-    </w:p>
-    <w:p>
-      <w:pPr>
-        <w:pStyle w:val="SourceCode"/>
-      </w:pPr>
-      <w:r>
-        <w:t># is missing. Remember, IF NOT EXISTS makes a rerun do nothing (Lessons</w:t>
-      </w:r>
-    </w:p>
-    <w:p>
-      <w:pPr>
-        <w:pStyle w:val="SourceCode"/>
-      </w:pPr>
-      <w:r>
-        <w:t># 4.2 and 4.4), so every start runs these safely and never removes a</w:t>
-      </w:r>
-    </w:p>
-    <w:p>
-      <w:pPr>
-        <w:pStyle w:val="SourceCode"/>
-      </w:pPr>
-      <w:r>
-        <w:t># saved row. The Basic version adds no groups, but it creates</w:t>
-      </w:r>
-    </w:p>
-    <w:p>
-      <w:pPr>
-        <w:pStyle w:val="SourceCode"/>
-      </w:pPr>
-      <w:r>
-        <w:t># contact_groups and group_id too, because the Production-Minded version</w:t>
-      </w:r>
-    </w:p>
-    <w:p>
-      <w:pPr>
-        <w:pStyle w:val="SourceCode"/>
-      </w:pPr>
-      <w:r>
-        <w:t># shares this database: IF NOT EXISTS would never add them later. INDEX</w:t>
-      </w:r>
-    </w:p>
-    <w:p>
-      <w:pPr>
-        <w:pStyle w:val="SourceCode"/>
-      </w:pPr>
-      <w:r>
-        <w:t># idx_contacts_name (name) is Lesson 4.12's index on name, written inside</w:t>
-      </w:r>
-    </w:p>
-    <w:p>
-      <w:pPr>
-        <w:pStyle w:val="SourceCode"/>
-      </w:pPr>
-      <w:r>
-        <w:t># CREATE TABLE so it is made with the table. Remember, side-by-side</w:t>
-      </w:r>
-    </w:p>
-    <w:p>
-      <w:pPr>
-        <w:pStyle w:val="SourceCode"/>
-      </w:pPr>
-      <w:r>
-        <w:t># literals join into one text.</w:t>
+        <w:t># The schema: the database, then this language's two tables, each created</w:t>
+      </w:r>
+    </w:p>
+    <w:p>
+      <w:pPr>
+        <w:pStyle w:val="SourceCode"/>
+      </w:pPr>
+      <w:r>
+        <w:t># only when it is missing. Remember, each language has its own tables, here</w:t>
+      </w:r>
+    </w:p>
+    <w:p>
+      <w:pPr>
+        <w:pStyle w:val="SourceCode"/>
+      </w:pPr>
+      <w:r>
+        <w:t># contacts_python and contact_groups_python (Lesson 4.4), and IF NOT EXISTS</w:t>
+      </w:r>
+    </w:p>
+    <w:p>
+      <w:pPr>
+        <w:pStyle w:val="SourceCode"/>
+      </w:pPr>
+      <w:r>
+        <w:t># makes a rerun do nothing (Lessons 4.2 and 4.4), so every start runs these</w:t>
+      </w:r>
+    </w:p>
+    <w:p>
+      <w:pPr>
+        <w:pStyle w:val="SourceCode"/>
+      </w:pPr>
+      <w:r>
+        <w:t># safely and never removes a saved row. The Basic version adds no groups,</w:t>
+      </w:r>
+    </w:p>
+    <w:p>
+      <w:pPr>
+        <w:pStyle w:val="SourceCode"/>
+      </w:pPr>
+      <w:r>
+        <w:t># but it creates contact_groups_python and group_id too, because the</w:t>
+      </w:r>
+    </w:p>
+    <w:p>
+      <w:pPr>
+        <w:pStyle w:val="SourceCode"/>
+      </w:pPr>
+      <w:r>
+        <w:t># Production-Minded version shares these tables: IF NOT EXISTS would never</w:t>
+      </w:r>
+    </w:p>
+    <w:p>
+      <w:pPr>
+        <w:pStyle w:val="SourceCode"/>
+      </w:pPr>
+      <w:r>
+        <w:t># add them later. INDEX idx_contacts_python_name (name) is Lesson 4.12's</w:t>
+      </w:r>
+    </w:p>
+    <w:p>
+      <w:pPr>
+        <w:pStyle w:val="SourceCode"/>
+      </w:pPr>
+      <w:r>
+        <w:t># index on name, written inside CREATE TABLE so it is made with the table.</w:t>
+      </w:r>
+    </w:p>
+    <w:p>
+      <w:pPr>
+        <w:pStyle w:val="SourceCode"/>
+      </w:pPr>
+      <w:r>
+        <w:t># Remember, side-by-side literals join into one text.</w:t>
       </w:r>
     </w:p>
     <w:p>
@@ -42184,7 +42326,7 @@
         <w:pStyle w:val="SourceCode"/>
       </w:pPr>
       <w:r>
-        <w:t xml:space="preserve">    "CREATE TABLE IF NOT EXISTS contact_groups ("</w:t>
+        <w:t xml:space="preserve">    "CREATE TABLE IF NOT EXISTS contact_groups_python ("</w:t>
       </w:r>
     </w:p>
     <w:p>
@@ -42232,7 +42374,7 @@
         <w:pStyle w:val="SourceCode"/>
       </w:pPr>
       <w:r>
-        <w:t xml:space="preserve">    "CREATE TABLE IF NOT EXISTS contacts ("</w:t>
+        <w:t xml:space="preserve">    "CREATE TABLE IF NOT EXISTS contacts_python ("</w:t>
       </w:r>
     </w:p>
     <w:p>
@@ -42280,15 +42422,15 @@
         <w:pStyle w:val="SourceCode"/>
       </w:pPr>
       <w:r>
-        <w:t xml:space="preserve">    "INDEX idx_contacts_name (name), "</w:t>
-      </w:r>
-    </w:p>
-    <w:p>
-      <w:pPr>
-        <w:pStyle w:val="SourceCode"/>
-      </w:pPr>
-      <w:r>
-        <w:t xml:space="preserve">    "FOREIGN KEY (group_id) REFERENCES contact_groups (id)"</w:t>
+        <w:t xml:space="preserve">    "INDEX idx_contacts_python_name (name), "</w:t>
+      </w:r>
+    </w:p>
+    <w:p>
+      <w:pPr>
+        <w:pStyle w:val="SourceCode"/>
+      </w:pPr>
+      <w:r>
+        <w:t xml:space="preserve">    "FOREIGN KEY (group_id) REFERENCES contact_groups_python (id)"</w:t>
       </w:r>
     </w:p>
     <w:p>
@@ -42341,23 +42483,31 @@
         <w:pStyle w:val="SourceCode"/>
       </w:pPr>
       <w:r>
-        <w:t>COUNT_CONTACTS = "SELECT COUNT(*) AS total FROM contacts"</w:t>
-      </w:r>
-    </w:p>
-    <w:p>
-      <w:pPr>
-        <w:pStyle w:val="SourceCode"/>
-      </w:pPr>
-      <w:r>
-        <w:t>BY_NAME = "SELECT id, name, email, phone FROM contacts ORDER BY name, id"</w:t>
-      </w:r>
-    </w:p>
-    <w:p>
-      <w:pPr>
-        <w:pStyle w:val="SourceCode"/>
-      </w:pPr>
-      <w:r>
-        <w:t>INSERT_CONTACT = "INSERT INTO contacts (name, email, phone) VALUES (%s, %s, %s)"</w:t>
+        <w:t>COUNT_CONTACTS = "SELECT COUNT(*) AS total FROM contacts_python"</w:t>
+      </w:r>
+    </w:p>
+    <w:p>
+      <w:pPr>
+        <w:pStyle w:val="SourceCode"/>
+      </w:pPr>
+      <w:r>
+        <w:t>BY_NAME = "SELECT id, name, email, phone FROM contacts_python ORDER BY name, id"</w:t>
+      </w:r>
+    </w:p>
+    <w:p>
+      <w:pPr>
+        <w:pStyle w:val="SourceCode"/>
+      </w:pPr>
+      <w:r>
+        <w:t>INSERT_CONTACT = ("INSERT INTO contacts_python (name, email, phone) "</w:t>
+      </w:r>
+    </w:p>
+    <w:p>
+      <w:pPr>
+        <w:pStyle w:val="SourceCode"/>
+      </w:pPr>
+      <w:r>
+        <w:t xml:space="preserve">                  "VALUES (%s, %s, %s)")</w:t>
       </w:r>
     </w:p>
     <w:p>
@@ -43873,7 +44023,7 @@
         <w:pStyle w:val="ListBullet"/>
       </w:pPr>
       <w:r>
-        <w:t>Contacts stored: 0 proves a new database. If you ran the project before, it shows how many contacts the database already holds; see Starting Over in Project Setup.</w:t>
+        <w:t>Contacts stored: 0 proves your language's tables are new. If you ran the project before, it shows how many contacts they already hold; see Starting Over in Project Setup.</w:t>
       </w:r>
     </w:p>
     <w:p>
@@ -44089,39 +44239,55 @@
         <w:pStyle w:val="SourceCode"/>
       </w:pPr>
       <w:r>
-        <w:t># The schema. Remember, IF NOT EXISTS makes a rerun do nothing (Lessons</w:t>
-      </w:r>
-    </w:p>
-    <w:p>
-      <w:pPr>
-        <w:pStyle w:val="SourceCode"/>
-      </w:pPr>
-      <w:r>
-        <w:t># 4.2 and 4.4), so every start runs these safely and never drops a row.</w:t>
-      </w:r>
-    </w:p>
-    <w:p>
-      <w:pPr>
-        <w:pStyle w:val="SourceCode"/>
-      </w:pPr>
-      <w:r>
-        <w:t># contact_groups comes first, because contacts' FOREIGN KEY names it</w:t>
-      </w:r>
-    </w:p>
-    <w:p>
-      <w:pPr>
-        <w:pStyle w:val="SourceCode"/>
-      </w:pPr>
-      <w:r>
-        <w:t># (Lesson 4.11). INDEX idx_contacts_name (name) is Lesson 4.12's index,</w:t>
-      </w:r>
-    </w:p>
-    <w:p>
-      <w:pPr>
-        <w:pStyle w:val="SourceCode"/>
-      </w:pPr>
-      <w:r>
-        <w:t># written inside CREATE TABLE, so it is made with the table, once.</w:t>
+        <w:t># The schema. Remember, each language has its own tables, here</w:t>
+      </w:r>
+    </w:p>
+    <w:p>
+      <w:pPr>
+        <w:pStyle w:val="SourceCode"/>
+      </w:pPr>
+      <w:r>
+        <w:t># contacts_python and contact_groups_python, and IF NOT EXISTS makes a rerun</w:t>
+      </w:r>
+    </w:p>
+    <w:p>
+      <w:pPr>
+        <w:pStyle w:val="SourceCode"/>
+      </w:pPr>
+      <w:r>
+        <w:t># do nothing (Lessons 4.2 and 4.4), so every start runs these safely and</w:t>
+      </w:r>
+    </w:p>
+    <w:p>
+      <w:pPr>
+        <w:pStyle w:val="SourceCode"/>
+      </w:pPr>
+      <w:r>
+        <w:t># never drops a row. contact_groups_python comes first, because the FOREIGN</w:t>
+      </w:r>
+    </w:p>
+    <w:p>
+      <w:pPr>
+        <w:pStyle w:val="SourceCode"/>
+      </w:pPr>
+      <w:r>
+        <w:t># KEY in contacts_python names it (Lesson 4.11). INDEX</w:t>
+      </w:r>
+    </w:p>
+    <w:p>
+      <w:pPr>
+        <w:pStyle w:val="SourceCode"/>
+      </w:pPr>
+      <w:r>
+        <w:t># idx_contacts_python_name (name) is Lesson 4.12's index, written inside</w:t>
+      </w:r>
+    </w:p>
+    <w:p>
+      <w:pPr>
+        <w:pStyle w:val="SourceCode"/>
+      </w:pPr>
+      <w:r>
+        <w:t># CREATE TABLE, so it is made with the table, once.</w:t>
       </w:r>
     </w:p>
     <w:p>
@@ -44145,7 +44311,7 @@
         <w:pStyle w:val="SourceCode"/>
       </w:pPr>
       <w:r>
-        <w:t xml:space="preserve">    "CREATE TABLE IF NOT EXISTS contact_groups ("</w:t>
+        <w:t xml:space="preserve">    "CREATE TABLE IF NOT EXISTS contact_groups_python ("</w:t>
       </w:r>
     </w:p>
     <w:p>
@@ -44193,7 +44359,7 @@
         <w:pStyle w:val="SourceCode"/>
       </w:pPr>
       <w:r>
-        <w:t xml:space="preserve">    "CREATE TABLE IF NOT EXISTS contacts ("</w:t>
+        <w:t xml:space="preserve">    "CREATE TABLE IF NOT EXISTS contacts_python ("</w:t>
       </w:r>
     </w:p>
     <w:p>
@@ -44241,15 +44407,15 @@
         <w:pStyle w:val="SourceCode"/>
       </w:pPr>
       <w:r>
-        <w:t xml:space="preserve">    "INDEX idx_contacts_name (name), "</w:t>
-      </w:r>
-    </w:p>
-    <w:p>
-      <w:pPr>
-        <w:pStyle w:val="SourceCode"/>
-      </w:pPr>
-      <w:r>
-        <w:t xml:space="preserve">    "FOREIGN KEY (group_id) REFERENCES contact_groups (id)"</w:t>
+        <w:t xml:space="preserve">    "INDEX idx_contacts_python_name (name), "</w:t>
+      </w:r>
+    </w:p>
+    <w:p>
+      <w:pPr>
+        <w:pStyle w:val="SourceCode"/>
+      </w:pPr>
+      <w:r>
+        <w:t xml:space="preserve">    "FOREIGN KEY (group_id) REFERENCES contact_groups_python (id)"</w:t>
       </w:r>
     </w:p>
     <w:p>
@@ -44310,23 +44476,39 @@
         <w:pStyle w:val="SourceCode"/>
       </w:pPr>
       <w:r>
-        <w:t xml:space="preserve">    "SELECT contacts.id, contacts.name, contacts.email, contacts.phone, "</w:t>
-      </w:r>
-    </w:p>
-    <w:p>
-      <w:pPr>
-        <w:pStyle w:val="SourceCode"/>
-      </w:pPr>
-      <w:r>
-        <w:t xml:space="preserve">    "contact_groups.name AS group_name FROM contacts "</w:t>
-      </w:r>
-    </w:p>
-    <w:p>
-      <w:pPr>
-        <w:pStyle w:val="SourceCode"/>
-      </w:pPr>
-      <w:r>
-        <w:t xml:space="preserve">    "LEFT JOIN contact_groups ON contacts.group_id = contact_groups.id "</w:t>
+        <w:t xml:space="preserve">    "SELECT contacts_python.id, contacts_python.name, "</w:t>
+      </w:r>
+    </w:p>
+    <w:p>
+      <w:pPr>
+        <w:pStyle w:val="SourceCode"/>
+      </w:pPr>
+      <w:r>
+        <w:t xml:space="preserve">    "contacts_python.email, contacts_python.phone, "</w:t>
+      </w:r>
+    </w:p>
+    <w:p>
+      <w:pPr>
+        <w:pStyle w:val="SourceCode"/>
+      </w:pPr>
+      <w:r>
+        <w:t xml:space="preserve">    "contact_groups_python.name AS group_name FROM contacts_python "</w:t>
+      </w:r>
+    </w:p>
+    <w:p>
+      <w:pPr>
+        <w:pStyle w:val="SourceCode"/>
+      </w:pPr>
+      <w:r>
+        <w:t xml:space="preserve">    "LEFT JOIN contact_groups_python "</w:t>
+      </w:r>
+    </w:p>
+    <w:p>
+      <w:pPr>
+        <w:pStyle w:val="SourceCode"/>
+      </w:pPr>
+      <w:r>
+        <w:t xml:space="preserve">    "ON contacts_python.group_id = contact_groups_python.id "</w:t>
       </w:r>
     </w:p>
     <w:p>
@@ -44366,23 +44548,31 @@
         <w:pStyle w:val="SourceCode"/>
       </w:pPr>
       <w:r>
-        <w:t>BY_NAME = SELECT_CONTACTS + "ORDER BY contacts.name, contacts.id"</w:t>
-      </w:r>
-    </w:p>
-    <w:p>
-      <w:pPr>
-        <w:pStyle w:val="SourceCode"/>
-      </w:pPr>
-      <w:r>
-        <w:t>NEWEST_FIRST = SELECT_CONTACTS + "ORDER BY contacts.id DESC"</w:t>
-      </w:r>
-    </w:p>
-    <w:p>
-      <w:pPr>
-        <w:pStyle w:val="SourceCode"/>
-      </w:pPr>
-      <w:r>
-        <w:t>FIND_BY_NAME = SELECT_CONTACTS + "WHERE contacts.name = %s ORDER BY contacts.id"</w:t>
+        <w:t>BY_NAME = SELECT_CONTACTS + "ORDER BY contacts_python.name, contacts_python.id"</w:t>
+      </w:r>
+    </w:p>
+    <w:p>
+      <w:pPr>
+        <w:pStyle w:val="SourceCode"/>
+      </w:pPr>
+      <w:r>
+        <w:t>NEWEST_FIRST = SELECT_CONTACTS + "ORDER BY contacts_python.id DESC"</w:t>
+      </w:r>
+    </w:p>
+    <w:p>
+      <w:pPr>
+        <w:pStyle w:val="SourceCode"/>
+      </w:pPr>
+      <w:r>
+        <w:t>FIND_BY_NAME = (SELECT_CONTACTS</w:t>
+      </w:r>
+    </w:p>
+    <w:p>
+      <w:pPr>
+        <w:pStyle w:val="SourceCode"/>
+      </w:pPr>
+      <w:r>
+        <w:t xml:space="preserve">                + "WHERE contacts_python.name = %s ORDER BY contacts_python.id")</w:t>
       </w:r>
     </w:p>
     <w:p>
@@ -44398,15 +44588,23 @@
         <w:pStyle w:val="SourceCode"/>
       </w:pPr>
       <w:r>
-        <w:t xml:space="preserve">                 + "WHERE contacts.email LIKE %s ORDER BY contacts.id")</w:t>
-      </w:r>
-    </w:p>
-    <w:p>
-      <w:pPr>
-        <w:pStyle w:val="SourceCode"/>
-      </w:pPr>
-      <w:r>
-        <w:t>COUNT_CONTACTS = "SELECT COUNT(*) AS total FROM contacts"</w:t>
+        <w:t xml:space="preserve">                 + "WHERE contacts_python.email LIKE %s "</w:t>
+      </w:r>
+    </w:p>
+    <w:p>
+      <w:pPr>
+        <w:pStyle w:val="SourceCode"/>
+      </w:pPr>
+      <w:r>
+        <w:t xml:space="preserve">                 "ORDER BY contacts_python.id")</w:t>
+      </w:r>
+    </w:p>
+    <w:p>
+      <w:pPr>
+        <w:pStyle w:val="SourceCode"/>
+      </w:pPr>
+      <w:r>
+        <w:t>COUNT_CONTACTS = "SELECT COUNT(*) AS total FROM contacts_python"</w:t>
       </w:r>
     </w:p>
     <w:p>
@@ -44435,23 +44633,23 @@
         <w:pStyle w:val="SourceCode"/>
       </w:pPr>
       <w:r>
-        <w:t>FIND_GROUP = "SELECT id FROM contact_groups WHERE name = %s"</w:t>
-      </w:r>
-    </w:p>
-    <w:p>
-      <w:pPr>
-        <w:pStyle w:val="SourceCode"/>
-      </w:pPr>
-      <w:r>
-        <w:t>INSERT_GROUP = "INSERT INTO contact_groups (name) VALUES (%s)"</w:t>
-      </w:r>
-    </w:p>
-    <w:p>
-      <w:pPr>
-        <w:pStyle w:val="SourceCode"/>
-      </w:pPr>
-      <w:r>
-        <w:t>INSERT_CONTACT = ("INSERT INTO contacts (name, email, phone, group_id) "</w:t>
+        <w:t>FIND_GROUP = "SELECT id FROM contact_groups_python WHERE name = %s"</w:t>
+      </w:r>
+    </w:p>
+    <w:p>
+      <w:pPr>
+        <w:pStyle w:val="SourceCode"/>
+      </w:pPr>
+      <w:r>
+        <w:t>INSERT_GROUP = "INSERT INTO contact_groups_python (name) VALUES (%s)"</w:t>
+      </w:r>
+    </w:p>
+    <w:p>
+      <w:pPr>
+        <w:pStyle w:val="SourceCode"/>
+      </w:pPr>
+      <w:r>
+        <w:t>INSERT_CONTACT = ("INSERT INTO contacts_python (name, email, phone, group_id) "</w:t>
       </w:r>
     </w:p>
     <w:p>
@@ -44467,15 +44665,15 @@
         <w:pStyle w:val="SourceCode"/>
       </w:pPr>
       <w:r>
-        <w:t>UPDATE_PHONE = "UPDATE contacts SET phone = %s WHERE id = %s"</w:t>
-      </w:r>
-    </w:p>
-    <w:p>
-      <w:pPr>
-        <w:pStyle w:val="SourceCode"/>
-      </w:pPr>
-      <w:r>
-        <w:t>DELETE_CONTACT = "DELETE FROM contacts WHERE id = %s"</w:t>
+        <w:t>UPDATE_PHONE = "UPDATE contacts_python SET phone = %s WHERE id = %s"</w:t>
+      </w:r>
+    </w:p>
+    <w:p>
+      <w:pPr>
+        <w:pStyle w:val="SourceCode"/>
+      </w:pPr>
+      <w:r>
+        <w:t>DELETE_CONTACT = "DELETE FROM contacts_python WHERE id = %s"</w:t>
       </w:r>
     </w:p>
     <w:p>
@@ -48756,7 +48954,7 @@
         <w:pStyle w:val="ListBullet"/>
       </w:pPr>
       <w:r>
-        <w:t>Run 1's Contacts stored: 2 proves the database is shared: a different program, the Production-Minded one, finds the two contacts the Basic program saved.</w:t>
+        <w:t>Run 1's Contacts stored: 2 proves the tables are shared: a different program, the Production-Minded one, finds the two contacts the Basic program saved in your language's tables.</w:t>
       </w:r>
     </w:p>
     <w:p>
@@ -48788,7 +48986,7 @@
         <w:pStyle w:val="ListBullet"/>
       </w:pPr>
       <w:r>
-        <w:t>If Run 1 starts with a number other than Contacts stored: 2, the database holds contacts from earlier runs: run Starting Over, then the Basic block and these blocks again.</w:t>
+        <w:t>If Run 1 starts with a number other than Contacts stored: 2, your language's tables hold contacts from earlier runs: run Starting Over, then the Basic block and these blocks again.</w:t>
       </w:r>
     </w:p>
     <w:p>
@@ -49006,10 +49204,10 @@
     </w:p>
     <w:p>
       <w:r>
-        <w:t>Both versions make sure the database and both tables exist at every start, never drop anything, count the stored contacts, validate every answer before sending it, and send every value as a parameter. Both stop with exit code 1 when the start fails, and report a refused command or statement with one Error line and carry on. The Basic version keeps everything in one file, offers list and add, and adds no groups, but creates the full schema because the two versions share one database; it names only error 1062</w:t>
-      </w:r>
-      <w:r>
-        <w:t xml:space="preserve"> in the user's words. The Production-Minded version moves the database work into contacts.py, keeps the loop and the questions in main.py, offers every command the curriculum asks for, adds a contact and its group in one transaction, and reports every error through user_message.</w:t>
+        <w:t>Both versions make sure the database and both tables exist at every start, never drop anything, count the stored contacts, validate every answer before sending it, and send every value as a parameter. Both stop with exit code 1 when the start fails, and report a refused command or statement with one Error line and carry on. The Basic version keeps everything in one file, offers list and add, and adds no groups, but creates the full schema because the two versions share the same two tables; it names only err</w:t>
+      </w:r>
+      <w:r>
+        <w:t>or 1062 in the user's words. The Production-Minded version moves the database work into contacts.py, keeps the loop and the questions in main.py, offers every command the curriculum asks for, adds a contact and its group in one transaction, and reports every error through user_message.</w:t>
       </w:r>
     </w:p>
     <w:p>
@@ -49248,63 +49446,79 @@
         <w:pStyle w:val="SourceCode"/>
       </w:pPr>
       <w:r>
-        <w:t>// The schema: the database, then both tables, each created only when it</w:t>
-      </w:r>
-    </w:p>
-    <w:p>
-      <w:pPr>
-        <w:pStyle w:val="SourceCode"/>
-      </w:pPr>
-      <w:r>
-        <w:t>// is missing. Remember, IF NOT EXISTS makes a rerun do nothing (Lessons</w:t>
-      </w:r>
-    </w:p>
-    <w:p>
-      <w:pPr>
-        <w:pStyle w:val="SourceCode"/>
-      </w:pPr>
-      <w:r>
-        <w:t>// 4.2 and 4.4), so every start runs these safely and never removes a</w:t>
-      </w:r>
-    </w:p>
-    <w:p>
-      <w:pPr>
-        <w:pStyle w:val="SourceCode"/>
-      </w:pPr>
-      <w:r>
-        <w:t>// saved row. The Basic version adds no groups, but it creates</w:t>
-      </w:r>
-    </w:p>
-    <w:p>
-      <w:pPr>
-        <w:pStyle w:val="SourceCode"/>
-      </w:pPr>
-      <w:r>
-        <w:t>// contact_groups and group_id too, because the Production-Minded version</w:t>
-      </w:r>
-    </w:p>
-    <w:p>
-      <w:pPr>
-        <w:pStyle w:val="SourceCode"/>
-      </w:pPr>
-      <w:r>
-        <w:t>// shares this database: IF NOT EXISTS would never add them later. INDEX</w:t>
-      </w:r>
-    </w:p>
-    <w:p>
-      <w:pPr>
-        <w:pStyle w:val="SourceCode"/>
-      </w:pPr>
-      <w:r>
-        <w:t>// idx_contacts_name (name) is Lesson 4.12's index on name, written inside</w:t>
-      </w:r>
-    </w:p>
-    <w:p>
-      <w:pPr>
-        <w:pStyle w:val="SourceCode"/>
-      </w:pPr>
-      <w:r>
-        <w:t>// CREATE TABLE so it is made with the table.</w:t>
+        <w:t>// The schema: the database, then this language's two tables, each created</w:t>
+      </w:r>
+    </w:p>
+    <w:p>
+      <w:pPr>
+        <w:pStyle w:val="SourceCode"/>
+      </w:pPr>
+      <w:r>
+        <w:t>// only when it is missing. Remember, each language has its own tables, here</w:t>
+      </w:r>
+    </w:p>
+    <w:p>
+      <w:pPr>
+        <w:pStyle w:val="SourceCode"/>
+      </w:pPr>
+      <w:r>
+        <w:t>// contacts_typescript and contact_groups_typescript (Lesson 4.4), and IF</w:t>
+      </w:r>
+    </w:p>
+    <w:p>
+      <w:pPr>
+        <w:pStyle w:val="SourceCode"/>
+      </w:pPr>
+      <w:r>
+        <w:t>// NOT EXISTS makes a rerun do nothing (Lessons 4.2 and 4.4), so every start</w:t>
+      </w:r>
+    </w:p>
+    <w:p>
+      <w:pPr>
+        <w:pStyle w:val="SourceCode"/>
+      </w:pPr>
+      <w:r>
+        <w:t>// runs these safely and never removes a saved row. The Basic version adds</w:t>
+      </w:r>
+    </w:p>
+    <w:p>
+      <w:pPr>
+        <w:pStyle w:val="SourceCode"/>
+      </w:pPr>
+      <w:r>
+        <w:t>// no groups, but it creates contact_groups_typescript and group_id too,</w:t>
+      </w:r>
+    </w:p>
+    <w:p>
+      <w:pPr>
+        <w:pStyle w:val="SourceCode"/>
+      </w:pPr>
+      <w:r>
+        <w:t>// because the Production-Minded version shares these tables: IF NOT EXISTS</w:t>
+      </w:r>
+    </w:p>
+    <w:p>
+      <w:pPr>
+        <w:pStyle w:val="SourceCode"/>
+      </w:pPr>
+      <w:r>
+        <w:t>// would never add them later. INDEX idx_contacts_typescript_name (name) is</w:t>
+      </w:r>
+    </w:p>
+    <w:p>
+      <w:pPr>
+        <w:pStyle w:val="SourceCode"/>
+      </w:pPr>
+      <w:r>
+        <w:t>// Lesson 4.12's index on name, written inside CREATE TABLE so it is made</w:t>
+      </w:r>
+    </w:p>
+    <w:p>
+      <w:pPr>
+        <w:pStyle w:val="SourceCode"/>
+      </w:pPr>
+      <w:r>
+        <w:t>// with the table.</w:t>
       </w:r>
     </w:p>
     <w:p>
@@ -49336,7 +49550,7 @@
         <w:pStyle w:val="SourceCode"/>
       </w:pPr>
       <w:r>
-        <w:t xml:space="preserve">    "CREATE TABLE IF NOT EXISTS contact_groups (" +</w:t>
+        <w:t xml:space="preserve">    "CREATE TABLE IF NOT EXISTS contact_groups_typescript (" +</w:t>
       </w:r>
     </w:p>
     <w:p>
@@ -49376,7 +49590,7 @@
         <w:pStyle w:val="SourceCode"/>
       </w:pPr>
       <w:r>
-        <w:t xml:space="preserve">    "CREATE TABLE IF NOT EXISTS contacts (" +</w:t>
+        <w:t xml:space="preserve">    "CREATE TABLE IF NOT EXISTS contacts_typescript (" +</w:t>
       </w:r>
     </w:p>
     <w:p>
@@ -49424,15 +49638,15 @@
         <w:pStyle w:val="SourceCode"/>
       </w:pPr>
       <w:r>
-        <w:t xml:space="preserve">    "INDEX idx_contacts_name (name), " +</w:t>
-      </w:r>
-    </w:p>
-    <w:p>
-      <w:pPr>
-        <w:pStyle w:val="SourceCode"/>
-      </w:pPr>
-      <w:r>
-        <w:t xml:space="preserve">    "FOREIGN KEY (group_id) REFERENCES contact_groups (id)" +</w:t>
+        <w:t xml:space="preserve">    "INDEX idx_contacts_typescript_name (name), " +</w:t>
+      </w:r>
+    </w:p>
+    <w:p>
+      <w:pPr>
+        <w:pStyle w:val="SourceCode"/>
+      </w:pPr>
+      <w:r>
+        <w:t xml:space="preserve">    "FOREIGN KEY (group_id) REFERENCES contact_groups_typescript (id)" +</w:t>
       </w:r>
     </w:p>
     <w:p>
@@ -49477,7 +49691,15 @@
         <w:pStyle w:val="SourceCode"/>
       </w:pPr>
       <w:r>
-        <w:t>const COUNT_CONTACTS: string = "SELECT COUNT(*) AS total FROM contacts";</w:t>
+        <w:t>const COUNT_CONTACTS: string =</w:t>
+      </w:r>
+    </w:p>
+    <w:p>
+      <w:pPr>
+        <w:pStyle w:val="SourceCode"/>
+      </w:pPr>
+      <w:r>
+        <w:t xml:space="preserve">    "SELECT COUNT(*) AS total FROM contacts_typescript";</w:t>
       </w:r>
     </w:p>
     <w:p>
@@ -49493,7 +49715,7 @@
         <w:pStyle w:val="SourceCode"/>
       </w:pPr>
       <w:r>
-        <w:t xml:space="preserve">    "SELECT id, name, email, phone FROM contacts ORDER BY name, id";</w:t>
+        <w:t xml:space="preserve">    "SELECT id, name, email, phone FROM contacts_typescript ORDER BY name, id";</w:t>
       </w:r>
     </w:p>
     <w:p>
@@ -49509,7 +49731,7 @@
         <w:pStyle w:val="SourceCode"/>
       </w:pPr>
       <w:r>
-        <w:t xml:space="preserve">    "INSERT INTO contacts (name, email, phone) VALUES (?, ?, ?)";</w:t>
+        <w:t xml:space="preserve">    "INSERT INTO contacts_typescript (name, email, phone) VALUES (?, ?, ?)";</w:t>
       </w:r>
     </w:p>
     <w:p>
@@ -51381,7 +51603,7 @@
         <w:pStyle w:val="ListBullet"/>
       </w:pPr>
       <w:r>
-        <w:t>Contacts stored: 0 proves a new database. If you ran the project before, it shows how many contacts the database already holds; see Starting Over in Project Setup.</w:t>
+        <w:t>Contacts stored: 0 proves your language's tables are new. If you ran the project before, it shows how many contacts they already hold; see Starting Over in Project Setup.</w:t>
       </w:r>
     </w:p>
     <w:p>
@@ -51616,39 +51838,55 @@
         <w:pStyle w:val="SourceCode"/>
       </w:pPr>
       <w:r>
-        <w:t>// The schema. Remember, IF NOT EXISTS makes a rerun do nothing (Lessons</w:t>
-      </w:r>
-    </w:p>
-    <w:p>
-      <w:pPr>
-        <w:pStyle w:val="SourceCode"/>
-      </w:pPr>
-      <w:r>
-        <w:t>// 4.2 and 4.4), so every start runs these safely and never drops a row.</w:t>
-      </w:r>
-    </w:p>
-    <w:p>
-      <w:pPr>
-        <w:pStyle w:val="SourceCode"/>
-      </w:pPr>
-      <w:r>
-        <w:t>// contact_groups comes first, because contacts' FOREIGN KEY names it</w:t>
-      </w:r>
-    </w:p>
-    <w:p>
-      <w:pPr>
-        <w:pStyle w:val="SourceCode"/>
-      </w:pPr>
-      <w:r>
-        <w:t>// (Lesson 4.11). INDEX idx_contacts_name (name) is Lesson 4.12's index,</w:t>
-      </w:r>
-    </w:p>
-    <w:p>
-      <w:pPr>
-        <w:pStyle w:val="SourceCode"/>
-      </w:pPr>
-      <w:r>
-        <w:t>// written inside CREATE TABLE, so it is made with the table, once.</w:t>
+        <w:t>// The schema. Remember, each language has its own tables, here</w:t>
+      </w:r>
+    </w:p>
+    <w:p>
+      <w:pPr>
+        <w:pStyle w:val="SourceCode"/>
+      </w:pPr>
+      <w:r>
+        <w:t>// contacts_typescript and contact_groups_typescript, and IF NOT EXISTS</w:t>
+      </w:r>
+    </w:p>
+    <w:p>
+      <w:pPr>
+        <w:pStyle w:val="SourceCode"/>
+      </w:pPr>
+      <w:r>
+        <w:t>// makes a rerun do nothing (Lessons 4.2 and 4.4), so every start runs these</w:t>
+      </w:r>
+    </w:p>
+    <w:p>
+      <w:pPr>
+        <w:pStyle w:val="SourceCode"/>
+      </w:pPr>
+      <w:r>
+        <w:t>// safely and never drops a row. contact_groups_typescript comes first,</w:t>
+      </w:r>
+    </w:p>
+    <w:p>
+      <w:pPr>
+        <w:pStyle w:val="SourceCode"/>
+      </w:pPr>
+      <w:r>
+        <w:t>// because the FOREIGN KEY in contacts_typescript names it (Lesson 4.11).</w:t>
+      </w:r>
+    </w:p>
+    <w:p>
+      <w:pPr>
+        <w:pStyle w:val="SourceCode"/>
+      </w:pPr>
+      <w:r>
+        <w:t>// INDEX idx_contacts_typescript_name (name) is Lesson 4.12's index, written</w:t>
+      </w:r>
+    </w:p>
+    <w:p>
+      <w:pPr>
+        <w:pStyle w:val="SourceCode"/>
+      </w:pPr>
+      <w:r>
+        <w:t>// inside CREATE TABLE, so it is made with the table, once.</w:t>
       </w:r>
     </w:p>
     <w:p>
@@ -51680,7 +51918,7 @@
         <w:pStyle w:val="SourceCode"/>
       </w:pPr>
       <w:r>
-        <w:t xml:space="preserve">    "CREATE TABLE IF NOT EXISTS contact_groups (" +</w:t>
+        <w:t xml:space="preserve">    "CREATE TABLE IF NOT EXISTS contact_groups_typescript (" +</w:t>
       </w:r>
     </w:p>
     <w:p>
@@ -51720,7 +51958,7 @@
         <w:pStyle w:val="SourceCode"/>
       </w:pPr>
       <w:r>
-        <w:t xml:space="preserve">    "CREATE TABLE IF NOT EXISTS contacts (" +</w:t>
+        <w:t xml:space="preserve">    "CREATE TABLE IF NOT EXISTS contacts_typescript (" +</w:t>
       </w:r>
     </w:p>
     <w:p>
@@ -51768,15 +52006,15 @@
         <w:pStyle w:val="SourceCode"/>
       </w:pPr>
       <w:r>
-        <w:t xml:space="preserve">    "INDEX idx_contacts_name (name), " +</w:t>
-      </w:r>
-    </w:p>
-    <w:p>
-      <w:pPr>
-        <w:pStyle w:val="SourceCode"/>
-      </w:pPr>
-      <w:r>
-        <w:t xml:space="preserve">    "FOREIGN KEY (group_id) REFERENCES contact_groups (id)" +</w:t>
+        <w:t xml:space="preserve">    "INDEX idx_contacts_typescript_name (name), " +</w:t>
+      </w:r>
+    </w:p>
+    <w:p>
+      <w:pPr>
+        <w:pStyle w:val="SourceCode"/>
+      </w:pPr>
+      <w:r>
+        <w:t xml:space="preserve">    "FOREIGN KEY (group_id) REFERENCES contact_groups_typescript (id)" +</w:t>
       </w:r>
     </w:p>
     <w:p>
@@ -51845,23 +52083,39 @@
         <w:pStyle w:val="SourceCode"/>
       </w:pPr>
       <w:r>
-        <w:t xml:space="preserve">    "SELECT contacts.id, contacts.name, contacts.email, contacts.phone, " +</w:t>
-      </w:r>
-    </w:p>
-    <w:p>
-      <w:pPr>
-        <w:pStyle w:val="SourceCode"/>
-      </w:pPr>
-      <w:r>
-        <w:t xml:space="preserve">    "contact_groups.name AS group_name FROM contacts " +</w:t>
-      </w:r>
-    </w:p>
-    <w:p>
-      <w:pPr>
-        <w:pStyle w:val="SourceCode"/>
-      </w:pPr>
-      <w:r>
-        <w:t xml:space="preserve">    "LEFT JOIN contact_groups ON contacts.group_id = contact_groups.id ";</w:t>
+        <w:t xml:space="preserve">    "SELECT contacts_typescript.id, contacts_typescript.name, " +</w:t>
+      </w:r>
+    </w:p>
+    <w:p>
+      <w:pPr>
+        <w:pStyle w:val="SourceCode"/>
+      </w:pPr>
+      <w:r>
+        <w:t xml:space="preserve">    "contacts_typescript.email, contacts_typescript.phone, " +</w:t>
+      </w:r>
+    </w:p>
+    <w:p>
+      <w:pPr>
+        <w:pStyle w:val="SourceCode"/>
+      </w:pPr>
+      <w:r>
+        <w:t xml:space="preserve">    "contact_groups_typescript.name AS group_name " +</w:t>
+      </w:r>
+    </w:p>
+    <w:p>
+      <w:pPr>
+        <w:pStyle w:val="SourceCode"/>
+      </w:pPr>
+      <w:r>
+        <w:t xml:space="preserve">    "FROM contacts_typescript LEFT JOIN contact_groups_typescript " +</w:t>
+      </w:r>
+    </w:p>
+    <w:p>
+      <w:pPr>
+        <w:pStyle w:val="SourceCode"/>
+      </w:pPr>
+      <w:r>
+        <w:t xml:space="preserve">    "ON contacts_typescript.group_id = contact_groups_typescript.id ";</w:t>
       </w:r>
     </w:p>
     <w:p>
@@ -51877,7 +52131,7 @@
         <w:pStyle w:val="SourceCode"/>
       </w:pPr>
       <w:r>
-        <w:t xml:space="preserve">    SELECT_CONTACTS + "ORDER BY contacts.name, contacts.id";</w:t>
+        <w:t xml:space="preserve">    SELECT_CONTACTS + "ORDER BY contacts_typescript.name, contacts_typescript.id";</w:t>
       </w:r>
     </w:p>
     <w:p>
@@ -51893,7 +52147,7 @@
         <w:pStyle w:val="SourceCode"/>
       </w:pPr>
       <w:r>
-        <w:t xml:space="preserve">    SELECT_CONTACTS + "ORDER BY contacts.id DESC";</w:t>
+        <w:t xml:space="preserve">    SELECT_CONTACTS + "ORDER BY contacts_typescript.id DESC";</w:t>
       </w:r>
     </w:p>
     <w:p>
@@ -51938,7 +52192,15 @@
         <w:pStyle w:val="SourceCode"/>
       </w:pPr>
       <w:r>
-        <w:t xml:space="preserve">    SELECT_CONTACTS + "WHERE contacts.name = ? ORDER BY contacts.id";</w:t>
+        <w:t xml:space="preserve">    SELECT_CONTACTS + "WHERE contacts_typescript.name = ? " +</w:t>
+      </w:r>
+    </w:p>
+    <w:p>
+      <w:pPr>
+        <w:pStyle w:val="SourceCode"/>
+      </w:pPr>
+      <w:r>
+        <w:t xml:space="preserve">    "ORDER BY contacts_typescript.id";</w:t>
       </w:r>
     </w:p>
     <w:p>
@@ -51954,15 +52216,31 @@
         <w:pStyle w:val="SourceCode"/>
       </w:pPr>
       <w:r>
-        <w:t xml:space="preserve">    SELECT_CONTACTS + "WHERE contacts.email LIKE ? ORDER BY contacts.id";</w:t>
-      </w:r>
-    </w:p>
-    <w:p>
-      <w:pPr>
-        <w:pStyle w:val="SourceCode"/>
-      </w:pPr>
-      <w:r>
-        <w:t>const COUNT_CONTACTS: string = "SELECT COUNT(*) AS total FROM contacts";</w:t>
+        <w:t xml:space="preserve">    SELECT_CONTACTS + "WHERE contacts_typescript.email LIKE ? " +</w:t>
+      </w:r>
+    </w:p>
+    <w:p>
+      <w:pPr>
+        <w:pStyle w:val="SourceCode"/>
+      </w:pPr>
+      <w:r>
+        <w:t xml:space="preserve">    "ORDER BY contacts_typescript.id";</w:t>
+      </w:r>
+    </w:p>
+    <w:p>
+      <w:pPr>
+        <w:pStyle w:val="SourceCode"/>
+      </w:pPr>
+      <w:r>
+        <w:t>const COUNT_CONTACTS: string =</w:t>
+      </w:r>
+    </w:p>
+    <w:p>
+      <w:pPr>
+        <w:pStyle w:val="SourceCode"/>
+      </w:pPr>
+      <w:r>
+        <w:t xml:space="preserve">    "SELECT COUNT(*) AS total FROM contacts_typescript";</w:t>
       </w:r>
     </w:p>
     <w:p>
@@ -51991,15 +52269,31 @@
         <w:pStyle w:val="SourceCode"/>
       </w:pPr>
       <w:r>
-        <w:t>const FIND_GROUP: string = "SELECT id FROM contact_groups WHERE name = ?";</w:t>
-      </w:r>
-    </w:p>
-    <w:p>
-      <w:pPr>
-        <w:pStyle w:val="SourceCode"/>
-      </w:pPr>
-      <w:r>
-        <w:t>const INSERT_GROUP: string = "INSERT INTO contact_groups (name) VALUES (?)";</w:t>
+        <w:t>const FIND_GROUP: string =</w:t>
+      </w:r>
+    </w:p>
+    <w:p>
+      <w:pPr>
+        <w:pStyle w:val="SourceCode"/>
+      </w:pPr>
+      <w:r>
+        <w:t xml:space="preserve">    "SELECT id FROM contact_groups_typescript WHERE name = ?";</w:t>
+      </w:r>
+    </w:p>
+    <w:p>
+      <w:pPr>
+        <w:pStyle w:val="SourceCode"/>
+      </w:pPr>
+      <w:r>
+        <w:t>const INSERT_GROUP: string =</w:t>
+      </w:r>
+    </w:p>
+    <w:p>
+      <w:pPr>
+        <w:pStyle w:val="SourceCode"/>
+      </w:pPr>
+      <w:r>
+        <w:t xml:space="preserve">    "INSERT INTO contact_groups_typescript (name) VALUES (?)";</w:t>
       </w:r>
     </w:p>
     <w:p>
@@ -52015,23 +52309,39 @@
         <w:pStyle w:val="SourceCode"/>
       </w:pPr>
       <w:r>
-        <w:t xml:space="preserve">    "INSERT INTO contacts (name, email, phone, group_id) VALUES (?, ?, ?, ?)";</w:t>
-      </w:r>
-    </w:p>
-    <w:p>
-      <w:pPr>
-        <w:pStyle w:val="SourceCode"/>
-      </w:pPr>
-      <w:r>
-        <w:t>const UPDATE_PHONE: string = "UPDATE contacts SET phone = ? WHERE id = ?";</w:t>
-      </w:r>
-    </w:p>
-    <w:p>
-      <w:pPr>
-        <w:pStyle w:val="SourceCode"/>
-      </w:pPr>
-      <w:r>
-        <w:t>const DELETE_CONTACT: string = "DELETE FROM contacts WHERE id = ?";</w:t>
+        <w:t xml:space="preserve">    "INSERT INTO contacts_typescript (name, email, phone, group_id) " +</w:t>
+      </w:r>
+    </w:p>
+    <w:p>
+      <w:pPr>
+        <w:pStyle w:val="SourceCode"/>
+      </w:pPr>
+      <w:r>
+        <w:t xml:space="preserve">    "VALUES (?, ?, ?, ?)";</w:t>
+      </w:r>
+    </w:p>
+    <w:p>
+      <w:pPr>
+        <w:pStyle w:val="SourceCode"/>
+      </w:pPr>
+      <w:r>
+        <w:t>const UPDATE_PHONE: string =</w:t>
+      </w:r>
+    </w:p>
+    <w:p>
+      <w:pPr>
+        <w:pStyle w:val="SourceCode"/>
+      </w:pPr>
+      <w:r>
+        <w:t xml:space="preserve">    "UPDATE contacts_typescript SET phone = ? WHERE id = ?";</w:t>
+      </w:r>
+    </w:p>
+    <w:p>
+      <w:pPr>
+        <w:pStyle w:val="SourceCode"/>
+      </w:pPr>
+      <w:r>
+        <w:t>const DELETE_CONTACT: string = "DELETE FROM contacts_typescript WHERE id = ?";</w:t>
       </w:r>
     </w:p>
     <w:p>
@@ -57329,7 +57639,7 @@
         <w:pStyle w:val="ListBullet"/>
       </w:pPr>
       <w:r>
-        <w:t>Run 1's Contacts stored: 2 proves the database is shared: a different program, the Production-Minded one, finds the two contacts the Basic program saved.</w:t>
+        <w:t>Run 1's Contacts stored: 2 proves the tables are shared: a different program, the Production-Minded one, finds the two contacts the Basic program saved in your language's tables.</w:t>
       </w:r>
     </w:p>
     <w:p>
@@ -57361,7 +57671,7 @@
         <w:pStyle w:val="ListBullet"/>
       </w:pPr>
       <w:r>
-        <w:t>If Run 1 starts with a number other than Contacts stored: 2, the database holds contacts from earlier runs: run Starting Over, then the Basic block and these blocks again.</w:t>
+        <w:t>If Run 1 starts with a number other than Contacts stored: 2, your language's tables hold contacts from earlier runs: run Starting Over, then the Basic block and these blocks again.</w:t>
       </w:r>
     </w:p>
     <w:p>
@@ -57579,10 +57889,10 @@
     </w:p>
     <w:p>
       <w:r>
-        <w:t>Both versions make sure the database and both tables exist at every start, never drop anything, count the stored contacts, validate every answer before sending it, and send every value as a parameter. Both stop with exit code 1 when the start fails, and report a refused command or statement with one Error line and carry on. The Basic version keeps everything in one file, offers list and add, and adds no groups, but creates the full schema because the two versions share one database; it names only error 1062</w:t>
-      </w:r>
-      <w:r>
-        <w:t xml:space="preserve"> in the user's words. The Production-Minded version moves the database work into contacts.ts, keeps the loop and the questions in main.ts, offers every command the curriculum asks for, adds a contact and its group in one transaction, and reports every error through user_message.</w:t>
+        <w:t>Both versions make sure the database and both tables exist at every start, never drop anything, count the stored contacts, validate every answer before sending it, and send every value as a parameter. Both stop with exit code 1 when the start fails, and report a refused command or statement with one Error line and carry on. The Basic version keeps everything in one file, offers list and add, and adds no groups, but creates the full schema because the two versions share the same two tables; it names only err</w:t>
+      </w:r>
+      <w:r>
+        <w:t>or 1062 in the user's words. The Production-Minded version moves the database work into contacts.ts, keeps the loop and the questions in main.ts, offers every command the curriculum asks for, adds a contact and its group in one transaction, and reports every error through user_message.</w:t>
       </w:r>
     </w:p>
     <w:p>
@@ -58112,7 +58422,7 @@
         <w:pStyle w:val="ListBullet"/>
       </w:pPr>
       <w:r>
-        <w:t>To match the screens line for line, a language starts from a new, empty spa_contact_manager (Starting Over in Project Setup), then runs its Basic block, its Build and Run block, and its Typed Run, in that order.</w:t>
+        <w:t>To match the screens line for line, a language starts from its own new, empty tables (its first run, or Starting Over in Project Setup), then runs its Basic block, its Build and Run block, and its Typed Run, in that order.</w:t>
       </w:r>
     </w:p>
     <w:p>
@@ -59135,7 +59445,7 @@
     </w:p>
     <w:p>
       <w:r>
-        <w:t>After a language's Typed Run, ask the server about both tables yourself, from the mysql client: a second connection, separate from the program's, which sees only committed data.</w:t>
+        <w:t>After a language's Typed Run, ask the server about both of its tables yourself, from the mysql client: a second connection, separate from the program's, which sees only committed data. These lines read C's tables, contact_groups_c and contacts_c; for another language, use its own pair, such as contact_groups_go and contacts_go. Every language's tables hold the same rows.</w:t>
       </w:r>
     </w:p>
     <w:p>
@@ -59184,7 +59494,7 @@
         <w:keepNext/>
       </w:pPr>
       <w:r>
-        <w:t xml:space="preserve">    -e "SELECT id, name FROM contact_groups ORDER BY id"</w:t>
+        <w:t xml:space="preserve">    -e "SELECT id, name FROM contact_groups_c ORDER BY id"</w:t>
       </w:r>
     </w:p>
     <w:p>
@@ -59202,7 +59512,7 @@
         <w:keepNext/>
       </w:pPr>
       <w:r>
-        <w:t xml:space="preserve">    -e "SELECT id, name, phone, group_id FROM contacts ORDER BY id"</w:t>
+        <w:t xml:space="preserve">    -e "SELECT id, name, phone, group_id FROM contacts_c ORDER BY id"</w:t>
       </w:r>
     </w:p>
     <w:p>
@@ -59250,7 +59560,7 @@
         <w:keepNext/>
       </w:pPr>
       <w:r>
-        <w:t xml:space="preserve">    -e "SELECT id, name FROM contact_groups ORDER BY id"</w:t>
+        <w:t xml:space="preserve">    -e "SELECT id, name FROM contact_groups_c ORDER BY id"</w:t>
       </w:r>
     </w:p>
     <w:p>
@@ -59268,7 +59578,7 @@
         <w:keepNext/>
       </w:pPr>
       <w:r>
-        <w:t xml:space="preserve">    -e "SELECT id, name, phone, group_id FROM contacts ORDER BY id"</w:t>
+        <w:t xml:space="preserve">    -e "SELECT id, name, phone, group_id FROM contacts_c ORDER BY id"</w:t>
       </w:r>
     </w:p>
     <w:p>
@@ -59488,7 +59798,7 @@
         <w:pStyle w:val="ListBullet"/>
       </w:pPr>
       <w:r>
-        <w:t>Running a language's blocks against a database that already holds contacts and expecting this lesson's screens. The program is right: it continues from what is stored, so its counts and ids are higher, and an add of an email that is already stored is refused. Run Starting Over first only if you want the screens to match.</w:t>
+        <w:t>Running a language's blocks against tables that already hold contacts and expecting this lesson's screens. The program is right: it continues from what is stored, so its counts and ids are higher, and an add of an email that is already stored is refused. Run Starting Over first only if you want the screens to match.</w:t>
       </w:r>
     </w:p>
     <w:p>
@@ -59651,10 +59961,10 @@
         <w:pStyle w:val="ListBullet2"/>
       </w:pPr>
       <w:r>
-        <w:t>C: In contacts.c, below DELETE_CONTACT, add #define UPDATE_EMAIL "UPDATE contacts SET email = ? WHERE id = ?". Write void change_email(MYSQL *connection, int contact_id, const char *new_email) before remove_contact, as a copy of change_phone: it copies new_email into its own array and trims it, checks it with validate_email instead of validate_phone, and binds the email as text and the id as MYSQL_TYPE_LONG for run_write. Declare it in contacts.h below change_phone. In main.c, write run_email before run_fin</w:t>
-      </w:r>
-      <w:r>
-        <w:t>d, as a copy of run_update that asks New email: and calls change_email, and add its branch after delete's.</w:t>
+        <w:t>C: In contacts.c, below DELETE_CONTACT, add #define UPDATE_EMAIL "UPDATE contacts_c SET email = ? WHERE id = ?". Write void change_email(MYSQL *connection, int contact_id, const char *new_email) before remove_contact, as a copy of change_phone: it copies new_email into its own array and trims it, checks it with validate_email instead of validate_phone, and binds the email as text and the id as MYSQL_TYPE_LONG for run_write. Declare it in contacts.h below change_phone. In main.c, write run_email before run_f</w:t>
+      </w:r>
+      <w:r>
+        <w:t>ind, as a copy of run_update that asks New email: and calls change_email, and add its branch after delete's.</w:t>
       </w:r>
     </w:p>
     <w:p>
@@ -59662,10 +59972,10 @@
         <w:pStyle w:val="ListBullet2"/>
       </w:pPr>
       <w:r>
-        <w:t xml:space="preserve">C++: In contacts.cpp, below DELETE_CONTACT, add const std::string UPDATE_EMAIL = "UPDATE contacts SET email = ? WHERE id = ?";. Write void changeEmail(sql::Connection &amp;connection, int contactId, const std::string &amp;newEmail) before removeContact, as a copy of changePhone that checks the trimmed email with validateEmail and fills the placeholders with setString(1, email) and setInt(2, contactId). Declare it in contacts.h before removeContact. In main.cpp, write runEmail before runFind, as a copy of runUpdate </w:t>
-      </w:r>
-      <w:r>
-        <w:t>that asks New email: and calls changeEmail, and add its branch after delete's.</w:t>
+        <w:t>C++: In contacts.cpp, below DELETE_CONTACT, add const std::string UPDATE_EMAIL = "UPDATE contacts_cpp SET email = ? WHERE id = ?";. Write void changeEmail(sql::Connection &amp;connection, int contactId, const std::string &amp;newEmail) before removeContact, as a copy of changePhone that checks the trimmed email with validateEmail and fills the placeholders with setString(1, email) and setInt(2, contactId). Declare it in contacts.h before removeContact. In main.cpp, write runEmail before runFind, as a copy of runUpd</w:t>
+      </w:r>
+      <w:r>
+        <w:t>ate that asks New email: and calls changeEmail, and add its branch after delete's.</w:t>
       </w:r>
     </w:p>
     <w:p>
@@ -59673,10 +59983,10 @@
         <w:pStyle w:val="ListBullet2"/>
       </w:pPr>
       <w:r>
-        <w:t xml:space="preserve">C#: In Contacts.cs, below DeleteContactSql, add private const string UpdateEmailSql = "UPDATE contacts SET email = @email WHERE id = @id";. Write public static void ChangeEmail(MySqlConnection connection, int contactId, string newEmail) before RemoveContact, as a copy of ChangePhone that checks the trimmed email with ValidateEmail and gives @email and @id their values. In Program.cs, write RunEmail before RunFind, as a copy of RunUpdate that asks New email: and calls ContactsModule.ChangeEmail, and add its </w:t>
-      </w:r>
-      <w:r>
-        <w:t>branch after delete's.</w:t>
+        <w:t>C#: In Contacts.cs, below DeleteContactSql, add private const string UpdateEmailSql = "UPDATE contacts_csharp SET email = @email WHERE id = @id";. Write public static void ChangeEmail(MySqlConnection connection, int contactId, string newEmail) before RemoveContact, as a copy of ChangePhone that checks the trimmed email with ValidateEmail and gives @email and @id their values. In Program.cs, write RunEmail before RunFind, as a copy of RunUpdate that asks New email: and calls ContactsModule.ChangeEmail, and a</w:t>
+      </w:r>
+      <w:r>
+        <w:t>dd its branch after delete's.</w:t>
       </w:r>
     </w:p>
     <w:p>
@@ -59684,7 +59994,7 @@
         <w:pStyle w:val="ListBullet2"/>
       </w:pPr>
       <w:r>
-        <w:t>Go: In contacts.go, below deleteContactSQL, add const updateEmailSQL = "UPDATE contacts SET email = ? WHERE id = ?". Write func ChangeEmail(database *sql.DB, contactID int, newEmail string) before RemoveContact, as a copy of ChangePhone that checks the trimmed email with validateEmail and passes email, then contactID, to Exec. In main.go, write runEmail before runFind, as a copy of runUpdate that asks New email: and calls contacts.ChangeEmail, and add its branch after delete's.</w:t>
+        <w:t>Go: In contacts.go, below deleteContactSQL, add const updateEmailSQL = "UPDATE contacts_go SET email = ? WHERE id = ?". Write func ChangeEmail(database *sql.DB, contactID int, newEmail string) before RemoveContact, as a copy of ChangePhone that checks the trimmed email with validateEmail and passes email, then contactID, to Exec. In main.go, write runEmail before runFind, as a copy of runUpdate that asks New email: and calls contacts.ChangeEmail, and add its branch after delete's.</w:t>
       </w:r>
     </w:p>
     <w:p>
@@ -59692,7 +60002,7 @@
         <w:pStyle w:val="ListBullet2"/>
       </w:pPr>
       <w:r>
-        <w:t>Python: In contacts.py, below DELETE_CONTACT, add UPDATE_EMAIL = "UPDATE contacts SET email = %s WHERE id = %s". Write change_email(connection, contact_id: int, new_email: str) -&gt; None before remove_contact, as a copy of change_phone that checks the stripped email with validate_email and passes (email, contact_id). In main.py, write run_email before run_find, as a copy of run_update that asks New email: and calls contacts.change_email, and add its branch after delete's.</w:t>
+        <w:t>Python: In contacts.py, below DELETE_CONTACT, add UPDATE_EMAIL = "UPDATE contacts_python SET email = %s WHERE id = %s". Write change_email(connection, contact_id: int, new_email: str) -&gt; None before remove_contact, as a copy of change_phone that checks the stripped email with validate_email and passes (email, contact_id). In main.py, write run_email before run_find, as a copy of run_update that asks New email: and calls contacts.change_email, and add its branch after delete's.</w:t>
       </w:r>
     </w:p>
     <w:p>
@@ -59700,10 +60010,10 @@
         <w:pStyle w:val="ListBullet2"/>
       </w:pPr>
       <w:r>
-        <w:t>TypeScript: In contacts.ts, below DELETE_CONTACT, add const UPDATE_EMAIL: string = "UPDATE contacts SET email = ? WHERE id = ?";. Write export async function changeEmail(connection: Connection, contactId: number, newEmail: string): Promise&lt;void&gt; before removeContact, as a copy of changePhone that checks the trimmed email with validateEmail and executes [email, contactId]. In main.ts, write runEmail before runFind, as a copy of runUpdate that asks New email: and awaits contacts.changeEmail, and add its branc</w:t>
-      </w:r>
-      <w:r>
-        <w:t>h after delete's.</w:t>
+        <w:t>TypeScript: In contacts.ts, below DELETE_CONTACT, add const UPDATE_EMAIL: string = "UPDATE contacts_typescript SET email = ? WHERE id = ?";. Write export async function changeEmail(connection: Connection, contactId: number, newEmail: string): Promise&lt;void&gt; before removeContact, as a copy of changePhone that checks the trimmed email with validateEmail and executes [email, contactId]. In main.ts, write runEmail before runFind, as a copy of runUpdate that asks New email: and awaits contacts.changeEmail, and ad</w:t>
+      </w:r>
+      <w:r>
+        <w:t>d its branch after delete's.</w:t>
       </w:r>
     </w:p>
     <w:p>
@@ -59938,7 +60248,7 @@
         <w:pStyle w:val="ListBullet"/>
       </w:pPr>
       <w:r>
-        <w:t>In the contacts module, add the query FIND_BY_GROUP (findByGroupSQL, FindByGroupSql). It reads the same five columns as SELECT_CONTACTS, but with Lesson 4.11's INNER JOIN, which keeps only the contacts that have a group, and WHERE contact_groups.name = ? ORDER BY contacts.name, contacts.id:</w:t>
+        <w:t>In the contacts module, add the query FIND_BY_GROUP (findByGroupSQL, FindByGroupSql). It reads the same five columns as SELECT_CONTACTS, but with Lesson 4.11's INNER JOIN, which keeps only the contacts that have a group, and, in C, WHERE contact_groups_c.name = ? ORDER BY contacts_c.name, contacts_c.id. These are C's names; every other language uses its own tables, such as contacts_go and contact_groups_go. In C, the query is:</w:t>
       </w:r>
     </w:p>
     <w:p>
@@ -59952,7 +60262,7 @@
         <w:keepNext/>
       </w:pPr>
       <w:r>
-        <w:t>SELECT contacts.id, contacts.name, contacts.email, contacts.phone,</w:t>
+        <w:t>SELECT contacts_c.id, contacts_c.name, contacts_c.email, contacts_c.phone,</w:t>
       </w:r>
     </w:p>
     <w:p>
@@ -59961,7 +60271,7 @@
         <w:keepNext/>
       </w:pPr>
       <w:r>
-        <w:t>contact_groups.name AS group_name FROM contacts</w:t>
+        <w:t>contact_groups_c.name AS group_name FROM contacts_c</w:t>
       </w:r>
     </w:p>
     <w:p>
@@ -59970,7 +60280,7 @@
         <w:keepNext/>
       </w:pPr>
       <w:r>
-        <w:t>INNER JOIN contact_groups ON contacts.group_id = contact_groups.id</w:t>
+        <w:t>INNER JOIN contact_groups_c ON contacts_c.group_id = contact_groups_c.id</w:t>
       </w:r>
     </w:p>
     <w:p>
@@ -59978,7 +60288,7 @@
         <w:pStyle w:val="RequiredOutput"/>
       </w:pPr>
       <w:r>
-        <w:t>WHERE contact_groups.name = ? ORDER BY contacts.name, contacts.id</w:t>
+        <w:t>WHERE contact_groups_c.name = ? ORDER BY contacts_c.name, contacts_c.id</w:t>
       </w:r>
     </w:p>
     <w:p>
@@ -60771,31 +61081,31 @@
       </w:rPr>
     </w:lvl>
   </w:abstractNum>
-  <w:num w:numId="1" w16cid:durableId="442650018">
+  <w:num w:numId="1" w16cid:durableId="1484856086">
     <w:abstractNumId w:val="8"/>
   </w:num>
-  <w:num w:numId="2" w16cid:durableId="354813994">
+  <w:num w:numId="2" w16cid:durableId="463937065">
     <w:abstractNumId w:val="6"/>
   </w:num>
-  <w:num w:numId="3" w16cid:durableId="2046828692">
+  <w:num w:numId="3" w16cid:durableId="1461342507">
     <w:abstractNumId w:val="5"/>
   </w:num>
-  <w:num w:numId="4" w16cid:durableId="242957989">
+  <w:num w:numId="4" w16cid:durableId="1736857849">
     <w:abstractNumId w:val="4"/>
   </w:num>
-  <w:num w:numId="5" w16cid:durableId="990251550">
+  <w:num w:numId="5" w16cid:durableId="616259430">
     <w:abstractNumId w:val="7"/>
   </w:num>
-  <w:num w:numId="6" w16cid:durableId="1366448903">
+  <w:num w:numId="6" w16cid:durableId="906183656">
     <w:abstractNumId w:val="3"/>
   </w:num>
-  <w:num w:numId="7" w16cid:durableId="2104254039">
+  <w:num w:numId="7" w16cid:durableId="274486128">
     <w:abstractNumId w:val="2"/>
   </w:num>
-  <w:num w:numId="8" w16cid:durableId="557395240">
+  <w:num w:numId="8" w16cid:durableId="1136996233">
     <w:abstractNumId w:val="1"/>
   </w:num>
-  <w:num w:numId="9" w16cid:durableId="1706560596">
+  <w:num w:numId="9" w16cid:durableId="1923829767">
     <w:abstractNumId w:val="0"/>
   </w:num>
 </w:numbering>
